--- a/2026/SNCS_ProceedingsPaper_LTP_ST_SN_Singapore.docx
+++ b/2026/SNCS_ProceedingsPaper_LTP_ST_SN_Singapore.docx
@@ -1,10 +1,10 @@
 
 <file path=word/document.xml><?xml version="1.0" encoding="utf-8"?>
-<w:document xmlns:wpc="http://schemas.microsoft.com/office/word/2010/wordprocessingCanvas" xmlns:cx="http://schemas.microsoft.com/office/drawing/2014/chartex" xmlns:cx1="http://schemas.microsoft.com/office/drawing/2015/9/8/chartex" xmlns:cx2="http://schemas.microsoft.com/office/drawing/2015/10/21/chartex" xmlns:cx3="http://schemas.microsoft.com/office/drawing/2016/5/9/chartex" xmlns:cx4="http://schemas.microsoft.com/office/drawing/2016/5/10/chartex" xmlns:cx5="http://schemas.microsoft.com/office/drawing/2016/5/11/chartex" xmlns:cx6="http://schemas.microsoft.com/office/drawing/2016/5/12/chartex" xmlns:cx7="http://schemas.microsoft.com/office/drawing/2016/5/13/chartex" xmlns:cx8="http://schemas.microsoft.com/office/drawing/2016/5/14/chartex" xmlns:mc="http://schemas.openxmlformats.org/markup-compatibility/2006" xmlns:aink="http://schemas.microsoft.com/office/drawing/2016/ink" xmlns:am3d="http://schemas.microsoft.com/office/drawing/2017/model3d" xmlns:o="urn:schemas-microsoft-com:office:office" xmlns:oel="http://schemas.microsoft.com/office/2019/extlst" xmlns:r="http://schemas.openxmlformats.org/officeDocument/2006/relationships" xmlns:m="http://schemas.openxmlformats.org/officeDocument/2006/math" xmlns:v="urn:schemas-microsoft-com:vml" xmlns:wp14="http://schemas.microsoft.com/office/word/2010/wordprocessingDrawing" xmlns:wp="http://schemas.openxmlformats.org/drawingml/2006/wordprocessingDrawing" xmlns:w10="urn:schemas-microsoft-com:office:word" xmlns:w="http://schemas.openxmlformats.org/wordprocessingml/2006/main" xmlns:w14="http://schemas.microsoft.com/office/word/2010/wordml" xmlns:w15="http://schemas.microsoft.com/office/word/2012/wordml" xmlns:w16cex="http://schemas.microsoft.com/office/word/2018/wordml/cex" xmlns:w16cid="http://schemas.microsoft.com/office/word/2016/wordml/cid" xmlns:w16="http://schemas.microsoft.com/office/word/2018/wordml" xmlns:w16du="http://schemas.microsoft.com/office/word/2023/wordml/word16du" xmlns:w16sdtdh="http://schemas.microsoft.com/office/word/2020/wordml/sdtdatahash" xmlns:w16sdtfl="http://schemas.microsoft.com/office/word/2024/wordml/sdtformatlock" xmlns:w16se="http://schemas.microsoft.com/office/word/2015/wordml/symex" xmlns:wpg="http://schemas.microsoft.com/office/word/2010/wordprocessingGroup" xmlns:wpi="http://schemas.microsoft.com/office/word/2010/wordprocessingInk" xmlns:wne="http://schemas.microsoft.com/office/word/2006/wordml" xmlns:wps="http://schemas.microsoft.com/office/word/2010/wordprocessingShape" mc:Ignorable="w14 w15 w16se w16cid w16 w16cex w16sdtdh w16sdtfl w16du wp14">
+<w:document xmlns:wpc="http://schemas.microsoft.com/office/word/2010/wordprocessingCanvas" xmlns:cx="http://schemas.microsoft.com/office/drawing/2014/chartex" xmlns:cx1="http://schemas.microsoft.com/office/drawing/2015/9/8/chartex" xmlns:cx2="http://schemas.microsoft.com/office/drawing/2015/10/21/chartex" xmlns:cx3="http://schemas.microsoft.com/office/drawing/2016/5/9/chartex" xmlns:cx4="http://schemas.microsoft.com/office/drawing/2016/5/10/chartex" xmlns:cx5="http://schemas.microsoft.com/office/drawing/2016/5/11/chartex" xmlns:cx6="http://schemas.microsoft.com/office/drawing/2016/5/12/chartex" xmlns:cx7="http://schemas.microsoft.com/office/drawing/2016/5/13/chartex" xmlns:cx8="http://schemas.microsoft.com/office/drawing/2016/5/14/chartex" xmlns:mc="http://schemas.openxmlformats.org/markup-compatibility/2006" xmlns:m="http://schemas.openxmlformats.org/officeDocument/2006/math" xmlns:aink="http://schemas.microsoft.com/office/drawing/2016/ink" xmlns:am3d="http://schemas.microsoft.com/office/drawing/2017/model3d" xmlns:oel="http://schemas.microsoft.com/office/2019/extlst" xmlns:r="http://schemas.openxmlformats.org/officeDocument/2006/relationships" xmlns:wp14="http://schemas.microsoft.com/office/word/2010/wordprocessingDrawing" xmlns:wp="http://schemas.openxmlformats.org/drawingml/2006/wordprocessingDrawing" xmlns:wpg="http://schemas.microsoft.com/office/word/2010/wordprocessingGroup" xmlns:wpi="http://schemas.microsoft.com/office/word/2010/wordprocessingInk" xmlns:wps="http://schemas.microsoft.com/office/word/2010/wordprocessingShape" xmlns:o="urn:schemas-microsoft-com:office:office" xmlns:v="urn:schemas-microsoft-com:vml" xmlns:w10="urn:schemas-microsoft-com:office:word" xmlns:w="http://schemas.openxmlformats.org/wordprocessingml/2006/main" xmlns:w14="http://schemas.microsoft.com/office/word/2010/wordml" xmlns:w15="http://schemas.microsoft.com/office/word/2012/wordml" xmlns:w16cex="http://schemas.microsoft.com/office/word/2018/wordml/cex" xmlns:w16cid="http://schemas.microsoft.com/office/word/2016/wordml/cid" xmlns:w16="http://schemas.microsoft.com/office/word/2018/wordml" xmlns:w16sdtdh="http://schemas.microsoft.com/office/word/2020/wordml/sdtdatahash" xmlns:w16sdtfl="http://schemas.microsoft.com/office/word/2024/wordml/sdtformatlock" xmlns:w16se="http://schemas.microsoft.com/office/word/2015/wordml/symex" xmlns:w16du="http://schemas.microsoft.com/office/word/2023/wordml/word16du" xmlns:wne="http://schemas.microsoft.com/office/word/2006/wordml" mc:Ignorable="w14 w15 w16se w16cid w16 w16cex w16sdtdh w16sdtfl w16du wp14">
   <w:body>
     <w:tbl>
       <w:tblPr>
-        <w:tblStyle w:val="TableGrid"/>
+        <w:tblStyle w:val="a6"/>
         <w:tblW w:w="0" w:type="auto"/>
         <w:tblBorders>
           <w:top w:val="none" w:sz="0" w:space="0" w:color="auto"/>
@@ -29,7 +29,7 @@
           </w:tcPr>
           <w:p>
             <w:pPr>
-              <w:pStyle w:val="Title"/>
+              <w:pStyle w:val="af6"/>
             </w:pPr>
             <w:r>
               <w:t>Licence to Publish</w:t>
@@ -349,7 +349,6 @@
             <w:placeholder>
               <w:docPart w:val="6A8A996FEC314FAEBC0A8320051A9866"/>
             </w:placeholder>
-            <w:showingPlcHdr/>
           </w:sdtPr>
           <w:sdtContent>
             <w:tc>
@@ -369,9 +368,8 @@
                     <w:rFonts w:eastAsia="Cambria" w:cstheme="minorHAnsi"/>
                     <w:sz w:val="16"/>
                     <w:szCs w:val="16"/>
-                    <w:highlight w:val="lightGray"/>
                   </w:rPr>
-                  <w:t>Click here to enter text.</w:t>
+                  <w:t>Databases Theory and Applications</w:t>
                 </w:r>
               </w:p>
             </w:tc>
@@ -497,7 +495,6 @@
             <w:placeholder>
               <w:docPart w:val="D396DE6BAAE04F078FD6EECA6106629A"/>
             </w:placeholder>
-            <w:showingPlcHdr/>
           </w:sdtPr>
           <w:sdtContent>
             <w:tc>
@@ -512,14 +509,23 @@
                     <w:szCs w:val="16"/>
                   </w:rPr>
                 </w:pPr>
+                <w:proofErr w:type="spellStart"/>
                 <w:r>
                   <w:rPr>
                     <w:rFonts w:eastAsia="Cambria" w:cstheme="minorHAnsi"/>
                     <w:sz w:val="16"/>
                     <w:szCs w:val="16"/>
-                    <w:highlight w:val="lightGray"/>
                   </w:rPr>
-                  <w:t>Click here to enter text.</w:t>
+                  <w:t>Weiqing</w:t>
+                </w:r>
+                <w:proofErr w:type="spellEnd"/>
+                <w:r>
+                  <w:rPr>
+                    <w:rFonts w:eastAsia="Cambria" w:cstheme="minorHAnsi"/>
+                    <w:sz w:val="16"/>
+                    <w:szCs w:val="16"/>
+                  </w:rPr>
+                  <w:t xml:space="preserve"> Wang, Thanh Tam Nguyen, Kai Zheng, Alexander Zhou, Farhana Choudhury</w:t>
                 </w:r>
               </w:p>
             </w:tc>
@@ -789,17 +795,15 @@
                 <w:placeholder>
                   <w:docPart w:val="22A007FA09B0416FAE2AB143EF3D80A9"/>
                 </w:placeholder>
-                <w:showingPlcHdr/>
               </w:sdtPr>
               <w:sdtContent>
                 <w:r>
                   <w:rPr>
-                    <w:rFonts w:ascii="Tahoma" w:eastAsia="Cambria" w:hAnsi="Tahoma" w:cs="Tahoma"/>
-                    <w:sz w:val="14"/>
-                    <w:szCs w:val="14"/>
-                    <w:highlight w:val="lightGray"/>
+                    <w:rFonts w:eastAsia="Cambria" w:cstheme="minorHAnsi"/>
+                    <w:sz w:val="16"/>
+                    <w:szCs w:val="16"/>
                   </w:rPr>
-                  <w:t>Click here to enter text.</w:t>
+                  <w:t>Lecture Notes in Computer Science (LNCS)</w:t>
                 </w:r>
               </w:sdtContent>
             </w:sdt>
@@ -1283,7 +1287,7 @@
             <w:hyperlink r:id="rId13" w:history="1">
               <w:r>
                 <w:rPr>
-                  <w:rStyle w:val="Hyperlink"/>
+                  <w:rStyle w:val="af3"/>
                   <w:rFonts w:cstheme="minorHAnsi"/>
                   <w:sz w:val="16"/>
                   <w:szCs w:val="16"/>
@@ -1339,7 +1343,7 @@
     </w:p>
     <w:p>
       <w:pPr>
-        <w:pStyle w:val="Heading1"/>
+        <w:pStyle w:val="1"/>
       </w:pPr>
       <w:r>
         <w:t>Grant of Rights</w:t>
@@ -1810,7 +1814,7 @@
           <w:szCs w:val="20"/>
           <w:lang w:val="en-US" w:eastAsia="en-GB"/>
         </w:rPr>
-        <w:t>into other media formats, including text-to-speech, speech-to-text, text-to-video, e-learning, podcasts and webcasts;</w:t>
+        <w:t xml:space="preserve">into other media formats, including text-to-speech, </w:t>
       </w:r>
       <w:r>
         <w:rPr>
@@ -1820,17 +1824,18 @@
           <w:szCs w:val="20"/>
           <w:lang w:val="en-US" w:eastAsia="en-GB"/>
         </w:rPr>
+        <w:lastRenderedPageBreak/>
+        <w:t>speech-to-text, text-to-video, e-learning, podcasts and webcasts;</w:t>
+      </w:r>
+      <w:r>
+        <w:rPr>
+          <w:rFonts w:eastAsia="Arial" w:cstheme="minorHAnsi"/>
+          <w:bCs/>
+          <w:sz w:val="20"/>
+          <w:szCs w:val="20"/>
+          <w:lang w:val="en-US" w:eastAsia="en-GB"/>
+        </w:rPr>
         <w:br/>
-      </w:r>
-      <w:r>
-        <w:rPr>
-          <w:rFonts w:eastAsia="Arial" w:cstheme="minorHAnsi"/>
-          <w:bCs/>
-          <w:sz w:val="20"/>
-          <w:szCs w:val="20"/>
-          <w:lang w:val="en-US" w:eastAsia="en-GB"/>
-        </w:rPr>
-        <w:lastRenderedPageBreak/>
         <w:t>(x) the right to use the</w:t>
       </w:r>
       <w:r>
@@ -2205,7 +2210,7 @@
     </w:p>
     <w:p>
       <w:pPr>
-        <w:pStyle w:val="Heading1"/>
+        <w:pStyle w:val="1"/>
       </w:pPr>
       <w:r>
         <w:t>Copyright</w:t>
@@ -2296,7 +2301,7 @@
     </w:p>
     <w:p>
       <w:pPr>
-        <w:pStyle w:val="Heading1"/>
+        <w:pStyle w:val="1"/>
       </w:pPr>
       <w:r>
         <w:t>Accessibility</w:t>
@@ -2387,7 +2392,7 @@
     </w:p>
     <w:p>
       <w:pPr>
-        <w:pStyle w:val="Heading1"/>
+        <w:pStyle w:val="1"/>
       </w:pPr>
       <w:r>
         <w:t>Use of Contribution Versions</w:t>
@@ -2543,7 +2548,7 @@
           <w:szCs w:val="20"/>
           <w:lang w:eastAsia="en-GB"/>
         </w:rPr>
-        <w:t xml:space="preserve"> will include an acknowledgement and provide a link to the Version of Record on the publisher’s website: “This preprint has not undergone peer review </w:t>
+        <w:t xml:space="preserve"> will include an acknowledgement and provide a link to </w:t>
       </w:r>
       <w:r>
         <w:rPr>
@@ -2554,7 +2559,7 @@
           <w:lang w:eastAsia="en-GB"/>
         </w:rPr>
         <w:lastRenderedPageBreak/>
-        <w:t>(when applicable) or any post-submission improvements or corrections. The Version of Record of this contribution is published in [insert volume title</w:t>
+        <w:t>the Version of Record on the publisher’s website: “This preprint has not undergone peer review (when applicable) or any post-submission improvements or corrections. The Version of Record of this contribution is published in [insert volume title</w:t>
       </w:r>
       <w:proofErr w:type="gramStart"/>
       <w:r>
@@ -2794,7 +2799,7 @@
       <w:hyperlink r:id="rId14" w:history="1">
         <w:r>
           <w:rPr>
-            <w:rStyle w:val="Hyperlink"/>
+            <w:rStyle w:val="af3"/>
             <w:rFonts w:eastAsia="Arial" w:cstheme="minorHAnsi"/>
             <w:bCs/>
             <w:sz w:val="20"/>
@@ -2976,29 +2981,7 @@
           <w:szCs w:val="20"/>
           <w:lang w:eastAsia="en-GB"/>
         </w:rPr>
-        <w:t xml:space="preserve"> and contained in the Contribution, in presentations and other works created by </w:t>
-      </w:r>
-      <w:proofErr w:type="gramStart"/>
-      <w:r>
-        <w:rPr>
-          <w:rFonts w:eastAsia="Arial" w:cstheme="minorHAnsi"/>
-          <w:bCs/>
-          <w:sz w:val="20"/>
-          <w:szCs w:val="20"/>
-          <w:lang w:eastAsia="en-GB"/>
-        </w:rPr>
-        <w:t>them;</w:t>
-      </w:r>
-      <w:proofErr w:type="gramEnd"/>
-      <w:r>
-        <w:rPr>
-          <w:rFonts w:eastAsia="Arial" w:cstheme="minorHAnsi"/>
-          <w:bCs/>
-          <w:sz w:val="20"/>
-          <w:szCs w:val="20"/>
-          <w:lang w:eastAsia="en-GB"/>
-        </w:rPr>
-        <w:t xml:space="preserve"> </w:t>
+        <w:t xml:space="preserve"> and contained in the Contribution, in presentations and other works created by them; </w:t>
       </w:r>
     </w:p>
     <w:p>
@@ -3026,29 +3009,7 @@
           <w:szCs w:val="20"/>
           <w:lang w:eastAsia="en-GB"/>
         </w:rPr>
-        <w:t>the Author and any academic institution where they work at the time may reproduce the Contribution for the purpose of course teaching (but not for inclusion in course pack material for onward sale by libraries and institutions</w:t>
-      </w:r>
-      <w:proofErr w:type="gramStart"/>
-      <w:r>
-        <w:rPr>
-          <w:rFonts w:eastAsia="Arial" w:cstheme="minorHAnsi"/>
-          <w:bCs/>
-          <w:sz w:val="20"/>
-          <w:szCs w:val="20"/>
-          <w:lang w:eastAsia="en-GB"/>
-        </w:rPr>
-        <w:t>);</w:t>
-      </w:r>
-      <w:proofErr w:type="gramEnd"/>
-      <w:r>
-        <w:rPr>
-          <w:rFonts w:eastAsia="Arial" w:cstheme="minorHAnsi"/>
-          <w:bCs/>
-          <w:sz w:val="20"/>
-          <w:szCs w:val="20"/>
-          <w:lang w:eastAsia="en-GB"/>
-        </w:rPr>
-        <w:t xml:space="preserve"> </w:t>
+        <w:t xml:space="preserve">the Author and any academic institution where they work at the time may reproduce the Contribution for the purpose of course teaching (but not for inclusion in course pack material for onward sale by libraries and institutions); </w:t>
       </w:r>
     </w:p>
     <w:p>
@@ -3076,20 +3037,8 @@
           <w:szCs w:val="20"/>
           <w:lang w:eastAsia="en-GB"/>
         </w:rPr>
-        <w:t>to reuse the Version of Record or any part in a thesis written by the same Author, and to make a copy of that thesis available in a repository of the Author(s)’ awarding academic institution, or other repository required by the awarding academic institution. An acknowledgement should be included in the citation: “Reproduced with permission from Springer Nature</w:t>
-      </w:r>
-      <w:proofErr w:type="gramStart"/>
-      <w:r>
-        <w:rPr>
-          <w:rFonts w:eastAsia="Arial" w:cstheme="minorHAnsi"/>
-          <w:bCs/>
-          <w:sz w:val="20"/>
-          <w:szCs w:val="20"/>
-          <w:lang w:eastAsia="en-GB"/>
-        </w:rPr>
-        <w:t>”;</w:t>
-      </w:r>
-      <w:proofErr w:type="gramEnd"/>
+        <w:t>to reuse the Version of Record or any part in a thesis written by the same Author, and to make a copy of that thesis available in a repository of the Author(s)’ awarding academic institution, or other repository required by the awarding academic institution. An acknowledgement should be included in the citation: “Reproduced with permission from Springer Nature”;</w:t>
+      </w:r>
     </w:p>
     <w:p>
       <w:pPr>
@@ -3183,7 +3132,7 @@
           <w:szCs w:val="20"/>
           <w:lang w:eastAsia="en-GB"/>
         </w:rPr>
-        <w:t xml:space="preserve">to publish an expanded version of their Contribution provided the expanded version (i) includes at least 30% new material (ii) includes an express statement specifying the </w:t>
+        <w:t xml:space="preserve">to publish an expanded version of their Contribution provided the expanded version (i) </w:t>
       </w:r>
       <w:r>
         <w:rPr>
@@ -3194,12 +3143,12 @@
           <w:lang w:eastAsia="en-GB"/>
         </w:rPr>
         <w:lastRenderedPageBreak/>
-        <w:t>incremental change in the expanded version (e.g., new results, better description of materials, etc.).</w:t>
+        <w:t>includes at least 30% new material (ii) includes an express statement specifying the incremental change in the expanded version (e.g., new results, better description of materials, etc.).</w:t>
       </w:r>
     </w:p>
     <w:p>
       <w:pPr>
-        <w:pStyle w:val="Heading1"/>
+        <w:pStyle w:val="1"/>
       </w:pPr>
       <w:r>
         <w:t>Warranties &amp; Representations</w:t>
@@ -3577,29 +3526,7 @@
           <w:szCs w:val="20"/>
           <w:lang w:eastAsia="en-GB"/>
         </w:rPr>
-        <w:t xml:space="preserve"> the facts contained in the Contribution are according to the current body of research true and </w:t>
-      </w:r>
-      <w:proofErr w:type="gramStart"/>
-      <w:r>
-        <w:rPr>
-          <w:rFonts w:eastAsia="Arial" w:cstheme="minorHAnsi"/>
-          <w:bCs/>
-          <w:sz w:val="20"/>
-          <w:szCs w:val="20"/>
-          <w:lang w:eastAsia="en-GB"/>
-        </w:rPr>
-        <w:t>accurate;</w:t>
-      </w:r>
-      <w:proofErr w:type="gramEnd"/>
-      <w:r>
-        <w:rPr>
-          <w:rFonts w:eastAsia="Arial" w:cstheme="minorHAnsi"/>
-          <w:bCs/>
-          <w:sz w:val="20"/>
-          <w:szCs w:val="20"/>
-          <w:lang w:eastAsia="en-GB"/>
-        </w:rPr>
-        <w:t xml:space="preserve"> </w:t>
+        <w:t xml:space="preserve"> the facts contained in the Contribution are according to the current body of research true and accurate; </w:t>
       </w:r>
     </w:p>
     <w:p>
@@ -3627,20 +3554,8 @@
           <w:szCs w:val="20"/>
           <w:lang w:eastAsia="en-GB"/>
         </w:rPr>
-        <w:t xml:space="preserve">nothing in the Contribution is obscene, defamatory, violates any right of privacy or publicity, infringes any other human, personal or other rights of any person or entity or is otherwise unlawful and that informed consent to publish has been obtained for any research </w:t>
-      </w:r>
-      <w:proofErr w:type="gramStart"/>
-      <w:r>
-        <w:rPr>
-          <w:rFonts w:eastAsia="Arial" w:cstheme="minorHAnsi"/>
-          <w:bCs/>
-          <w:sz w:val="20"/>
-          <w:szCs w:val="20"/>
-          <w:lang w:eastAsia="en-GB"/>
-        </w:rPr>
-        <w:t>participants;</w:t>
-      </w:r>
-      <w:proofErr w:type="gramEnd"/>
+        <w:t>nothing in the Contribution is obscene, defamatory, violates any right of privacy or publicity, infringes any other human, personal or other rights of any person or entity or is otherwise unlawful and that informed consent to publish has been obtained for any research participants;</w:t>
+      </w:r>
     </w:p>
     <w:p>
       <w:pPr>
@@ -3724,20 +3639,8 @@
           <w:szCs w:val="20"/>
           <w:lang w:eastAsia="en-GB"/>
         </w:rPr>
-        <w:t xml:space="preserve">all institutional, governmental, and/or other approvals which may be required in connection with the research reflected in the Contribution have been obtained and continue in </w:t>
-      </w:r>
-      <w:proofErr w:type="gramStart"/>
-      <w:r>
-        <w:rPr>
-          <w:rFonts w:eastAsia="Arial" w:cstheme="minorHAnsi"/>
-          <w:bCs/>
-          <w:sz w:val="20"/>
-          <w:szCs w:val="20"/>
-          <w:lang w:eastAsia="en-GB"/>
-        </w:rPr>
-        <w:t>effect;</w:t>
-      </w:r>
-      <w:proofErr w:type="gramEnd"/>
+        <w:t>all institutional, governmental, and/or other approvals which may be required in connection with the research reflected in the Contribution have been obtained and continue in effect;</w:t>
+      </w:r>
     </w:p>
     <w:p>
       <w:pPr>
@@ -3793,20 +3696,8 @@
           <w:szCs w:val="20"/>
           <w:lang w:eastAsia="en-GB"/>
         </w:rPr>
-        <w:t xml:space="preserve"> in connection with the Contribution are true and </w:t>
-      </w:r>
-      <w:proofErr w:type="gramStart"/>
-      <w:r>
-        <w:rPr>
-          <w:rFonts w:eastAsia="Arial" w:cstheme="minorHAnsi"/>
-          <w:bCs/>
-          <w:sz w:val="20"/>
-          <w:szCs w:val="20"/>
-          <w:lang w:eastAsia="en-GB"/>
-        </w:rPr>
-        <w:t>correct;</w:t>
-      </w:r>
-      <w:proofErr w:type="gramEnd"/>
+        <w:t xml:space="preserve"> in connection with the Contribution are true and correct;</w:t>
+      </w:r>
     </w:p>
     <w:p>
       <w:pPr>
@@ -3939,14 +3830,26 @@
       <w:hyperlink r:id="rId15" w:history="1">
         <w:r>
           <w:rPr>
-            <w:rStyle w:val="Hyperlink"/>
+            <w:rStyle w:val="af3"/>
             <w:rFonts w:eastAsia="Arial" w:cstheme="minorHAnsi"/>
             <w:bCs/>
             <w:sz w:val="20"/>
             <w:szCs w:val="20"/>
             <w:lang w:eastAsia="en-GB"/>
           </w:rPr>
-          <w:t>https://www.springernature.com/gp/authors/book-authors-code-of-conduct</w:t>
+          <w:t>https://www.springernature.com/gp/authors/book-authors-</w:t>
+        </w:r>
+        <w:r>
+          <w:rPr>
+            <w:rStyle w:val="af3"/>
+            <w:rFonts w:eastAsia="Arial" w:cstheme="minorHAnsi"/>
+            <w:bCs/>
+            <w:sz w:val="20"/>
+            <w:szCs w:val="20"/>
+            <w:lang w:eastAsia="en-GB"/>
+          </w:rPr>
+          <w:lastRenderedPageBreak/>
+          <w:t>code-of-conduct</w:t>
         </w:r>
       </w:hyperlink>
       <w:r>
@@ -3962,7 +3865,7 @@
     </w:p>
     <w:p>
       <w:pPr>
-        <w:pStyle w:val="Heading1"/>
+        <w:pStyle w:val="1"/>
       </w:pPr>
       <w:r>
         <w:t>Cooperation</w:t>
@@ -4022,18 +3925,7 @@
           <w:szCs w:val="20"/>
           <w:lang w:eastAsia="en-GB"/>
         </w:rPr>
-        <w:t xml:space="preserve"> in this Agreement, </w:t>
-      </w:r>
-      <w:r>
-        <w:rPr>
-          <w:rFonts w:eastAsia="Arial" w:cstheme="minorHAnsi"/>
-          <w:bCs/>
-          <w:sz w:val="20"/>
-          <w:szCs w:val="20"/>
-          <w:lang w:eastAsia="en-GB"/>
-        </w:rPr>
-        <w:lastRenderedPageBreak/>
-        <w:t xml:space="preserve">the </w:t>
+        <w:t xml:space="preserve"> in this Agreement, the </w:t>
       </w:r>
       <w:sdt>
         <w:sdtPr>
@@ -4182,7 +4074,7 @@
     </w:p>
     <w:p>
       <w:pPr>
-        <w:pStyle w:val="Heading1"/>
+        <w:pStyle w:val="1"/>
       </w:pPr>
       <w:r>
         <w:t>Author List</w:t>
@@ -4215,7 +4107,7 @@
     </w:p>
     <w:p>
       <w:pPr>
-        <w:pStyle w:val="Heading1"/>
+        <w:pStyle w:val="1"/>
       </w:pPr>
       <w:r>
         <w:t>Post Publication Actions</w:t>
@@ -4277,7 +4169,7 @@
     </w:p>
     <w:p>
       <w:pPr>
-        <w:pStyle w:val="Heading1"/>
+        <w:pStyle w:val="1"/>
       </w:pPr>
       <w:r>
         <w:t>Controlling Terms</w:t>
@@ -4349,7 +4241,7 @@
     </w:p>
     <w:p>
       <w:pPr>
-        <w:pStyle w:val="Heading1"/>
+        <w:pStyle w:val="1"/>
       </w:pPr>
       <w:r>
         <w:t>Governing Law</w:t>
@@ -4502,8 +4394,8 @@
           </mc:Choice>
           <mc:Fallback>
             <w:pict>
-              <v:line id="Straight Connector 2" o:spid="_x0000_s1025" style="mso-wrap-distance-bottom:0;mso-wrap-distance-left:9pt;mso-wrap-distance-right:9pt;mso-wrap-distance-top:0;mso-wrap-style:square;position:absolute;visibility:visible;z-index:251659264" from="-56.1pt,5.3pt" to="506.65pt,6.65pt" strokecolor="#c0504d" strokeweight="2pt">
-                <v:shadow on="t" color="black" opacity="24903f" origin=",0.5" offset="0,1.57pt"/>
+              <v:line w14:anchorId="536F456E" id="Straight Connector 2" o:spid="_x0000_s1026" style="position:absolute;z-index:251658240;visibility:visible;mso-wrap-style:square;mso-wrap-distance-left:9pt;mso-wrap-distance-top:0;mso-wrap-distance-right:9pt;mso-wrap-distance-bottom:0;mso-position-horizontal:absolute;mso-position-horizontal-relative:text;mso-position-vertical:absolute;mso-position-vertical-relative:text" from="-56.1pt,5.3pt" to="506.65pt,6.65pt" o:gfxdata="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" strokecolor="#c0504d" strokeweight="2pt">
+                <v:shadow on="t" color="black" opacity="24903f" origin=",.5" offset="0,.55556mm"/>
               </v:line>
             </w:pict>
           </mc:Fallback>
@@ -4523,7 +4415,7 @@
     </w:p>
     <w:tbl>
       <w:tblPr>
-        <w:tblStyle w:val="TableGrid"/>
+        <w:tblStyle w:val="a6"/>
         <w:tblW w:w="11169" w:type="dxa"/>
         <w:tblInd w:w="-993" w:type="dxa"/>
         <w:tblBorders>
@@ -5013,7 +4905,7 @@
     </w:p>
     <w:tbl>
       <w:tblPr>
-        <w:tblStyle w:val="TableGrid"/>
+        <w:tblStyle w:val="a6"/>
         <w:tblW w:w="11169" w:type="dxa"/>
         <w:tblInd w:w="-993" w:type="dxa"/>
         <w:tblBorders>
@@ -5537,7 +5429,7 @@
     </w:p>
     <w:p>
       <w:pPr>
-        <w:pStyle w:val="NormalWeb"/>
+        <w:pStyle w:val="ae"/>
         <w:spacing w:before="0" w:beforeAutospacing="0" w:after="0" w:afterAutospacing="0"/>
         <w:rPr>
           <w:rFonts w:asciiTheme="minorHAnsi" w:hAnsiTheme="minorHAnsi" w:cstheme="minorHAnsi"/>
@@ -5655,7 +5547,7 @@
     </w:p>
     <w:p>
       <w:pPr>
-        <w:pStyle w:val="NormalWeb"/>
+        <w:pStyle w:val="ae"/>
         <w:spacing w:before="0" w:beforeAutospacing="0" w:after="0" w:afterAutospacing="0"/>
         <w:rPr>
           <w:rFonts w:asciiTheme="minorHAnsi" w:hAnsiTheme="minorHAnsi" w:cstheme="minorHAnsi"/>
@@ -5669,6 +5561,7 @@
           <w:sz w:val="16"/>
           <w:szCs w:val="16"/>
         </w:rPr>
+        <w:lastRenderedPageBreak/>
         <w:t xml:space="preserve">PS: </w:t>
       </w:r>
       <w:r>
@@ -5781,7 +5674,7 @@
 </file>
 
 <file path=word/endnotes.xml><?xml version="1.0" encoding="utf-8"?>
-<w:endnotes xmlns:wpc="http://schemas.microsoft.com/office/word/2010/wordprocessingCanvas" xmlns:cx="http://schemas.microsoft.com/office/drawing/2014/chartex" xmlns:cx1="http://schemas.microsoft.com/office/drawing/2015/9/8/chartex" xmlns:cx2="http://schemas.microsoft.com/office/drawing/2015/10/21/chartex" xmlns:cx3="http://schemas.microsoft.com/office/drawing/2016/5/9/chartex" xmlns:cx4="http://schemas.microsoft.com/office/drawing/2016/5/10/chartex" xmlns:cx5="http://schemas.microsoft.com/office/drawing/2016/5/11/chartex" xmlns:cx6="http://schemas.microsoft.com/office/drawing/2016/5/12/chartex" xmlns:cx7="http://schemas.microsoft.com/office/drawing/2016/5/13/chartex" xmlns:cx8="http://schemas.microsoft.com/office/drawing/2016/5/14/chartex" xmlns:mc="http://schemas.openxmlformats.org/markup-compatibility/2006" xmlns:aink="http://schemas.microsoft.com/office/drawing/2016/ink" xmlns:am3d="http://schemas.microsoft.com/office/drawing/2017/model3d" xmlns:o="urn:schemas-microsoft-com:office:office" xmlns:oel="http://schemas.microsoft.com/office/2019/extlst" xmlns:r="http://schemas.openxmlformats.org/officeDocument/2006/relationships" xmlns:m="http://schemas.openxmlformats.org/officeDocument/2006/math" xmlns:v="urn:schemas-microsoft-com:vml" xmlns:wp14="http://schemas.microsoft.com/office/word/2010/wordprocessingDrawing" xmlns:wp="http://schemas.openxmlformats.org/drawingml/2006/wordprocessingDrawing" xmlns:w10="urn:schemas-microsoft-com:office:word" xmlns:w="http://schemas.openxmlformats.org/wordprocessingml/2006/main" xmlns:w14="http://schemas.microsoft.com/office/word/2010/wordml" xmlns:w15="http://schemas.microsoft.com/office/word/2012/wordml" xmlns:w16cex="http://schemas.microsoft.com/office/word/2018/wordml/cex" xmlns:w16cid="http://schemas.microsoft.com/office/word/2016/wordml/cid" xmlns:w16="http://schemas.microsoft.com/office/word/2018/wordml" xmlns:w16du="http://schemas.microsoft.com/office/word/2023/wordml/word16du" xmlns:w16sdtdh="http://schemas.microsoft.com/office/word/2020/wordml/sdtdatahash" xmlns:w16sdtfl="http://schemas.microsoft.com/office/word/2024/wordml/sdtformatlock" xmlns:w16se="http://schemas.microsoft.com/office/word/2015/wordml/symex" xmlns:wpg="http://schemas.microsoft.com/office/word/2010/wordprocessingGroup" xmlns:wpi="http://schemas.microsoft.com/office/word/2010/wordprocessingInk" xmlns:wne="http://schemas.microsoft.com/office/word/2006/wordml" xmlns:wps="http://schemas.microsoft.com/office/word/2010/wordprocessingShape" mc:Ignorable="w14 w15 w16se w16cid w16 w16cex w16sdtdh w16sdtfl w16du wp14">
+<w:endnotes xmlns:wpc="http://schemas.microsoft.com/office/word/2010/wordprocessingCanvas" xmlns:cx="http://schemas.microsoft.com/office/drawing/2014/chartex" xmlns:cx1="http://schemas.microsoft.com/office/drawing/2015/9/8/chartex" xmlns:cx2="http://schemas.microsoft.com/office/drawing/2015/10/21/chartex" xmlns:cx3="http://schemas.microsoft.com/office/drawing/2016/5/9/chartex" xmlns:cx4="http://schemas.microsoft.com/office/drawing/2016/5/10/chartex" xmlns:cx5="http://schemas.microsoft.com/office/drawing/2016/5/11/chartex" xmlns:cx6="http://schemas.microsoft.com/office/drawing/2016/5/12/chartex" xmlns:cx7="http://schemas.microsoft.com/office/drawing/2016/5/13/chartex" xmlns:cx8="http://schemas.microsoft.com/office/drawing/2016/5/14/chartex" xmlns:mc="http://schemas.openxmlformats.org/markup-compatibility/2006" xmlns:m="http://schemas.openxmlformats.org/officeDocument/2006/math" xmlns:aink="http://schemas.microsoft.com/office/drawing/2016/ink" xmlns:am3d="http://schemas.microsoft.com/office/drawing/2017/model3d" xmlns:oel="http://schemas.microsoft.com/office/2019/extlst" xmlns:r="http://schemas.openxmlformats.org/officeDocument/2006/relationships" xmlns:wp14="http://schemas.microsoft.com/office/word/2010/wordprocessingDrawing" xmlns:wp="http://schemas.openxmlformats.org/drawingml/2006/wordprocessingDrawing" xmlns:wpg="http://schemas.microsoft.com/office/word/2010/wordprocessingGroup" xmlns:wpi="http://schemas.microsoft.com/office/word/2010/wordprocessingInk" xmlns:wps="http://schemas.microsoft.com/office/word/2010/wordprocessingShape" xmlns:o="urn:schemas-microsoft-com:office:office" xmlns:v="urn:schemas-microsoft-com:vml" xmlns:w10="urn:schemas-microsoft-com:office:word" xmlns:w="http://schemas.openxmlformats.org/wordprocessingml/2006/main" xmlns:w14="http://schemas.microsoft.com/office/word/2010/wordml" xmlns:w15="http://schemas.microsoft.com/office/word/2012/wordml" xmlns:w16cex="http://schemas.microsoft.com/office/word/2018/wordml/cex" xmlns:w16cid="http://schemas.microsoft.com/office/word/2016/wordml/cid" xmlns:w16="http://schemas.microsoft.com/office/word/2018/wordml" xmlns:w16sdtdh="http://schemas.microsoft.com/office/word/2020/wordml/sdtdatahash" xmlns:w16sdtfl="http://schemas.microsoft.com/office/word/2024/wordml/sdtformatlock" xmlns:w16se="http://schemas.microsoft.com/office/word/2015/wordml/symex" xmlns:w16du="http://schemas.microsoft.com/office/word/2023/wordml/word16du" xmlns:wne="http://schemas.microsoft.com/office/word/2006/wordml" mc:Ignorable="w14 w15 w16se w16cid w16 w16cex w16sdtdh w16sdtfl w16du wp14">
   <w:endnote w:type="separator" w:id="-1">
     <w:p>
       <w:pPr>
@@ -5806,17 +5699,17 @@
 </file>
 
 <file path=word/footer1.xml><?xml version="1.0" encoding="utf-8"?>
-<w:ftr xmlns:wpc="http://schemas.microsoft.com/office/word/2010/wordprocessingCanvas" xmlns:cx="http://schemas.microsoft.com/office/drawing/2014/chartex" xmlns:cx1="http://schemas.microsoft.com/office/drawing/2015/9/8/chartex" xmlns:cx2="http://schemas.microsoft.com/office/drawing/2015/10/21/chartex" xmlns:cx3="http://schemas.microsoft.com/office/drawing/2016/5/9/chartex" xmlns:cx4="http://schemas.microsoft.com/office/drawing/2016/5/10/chartex" xmlns:cx5="http://schemas.microsoft.com/office/drawing/2016/5/11/chartex" xmlns:cx6="http://schemas.microsoft.com/office/drawing/2016/5/12/chartex" xmlns:cx7="http://schemas.microsoft.com/office/drawing/2016/5/13/chartex" xmlns:cx8="http://schemas.microsoft.com/office/drawing/2016/5/14/chartex" xmlns:mc="http://schemas.openxmlformats.org/markup-compatibility/2006" xmlns:aink="http://schemas.microsoft.com/office/drawing/2016/ink" xmlns:am3d="http://schemas.microsoft.com/office/drawing/2017/model3d" xmlns:o="urn:schemas-microsoft-com:office:office" xmlns:oel="http://schemas.microsoft.com/office/2019/extlst" xmlns:r="http://schemas.openxmlformats.org/officeDocument/2006/relationships" xmlns:m="http://schemas.openxmlformats.org/officeDocument/2006/math" xmlns:v="urn:schemas-microsoft-com:vml" xmlns:wp14="http://schemas.microsoft.com/office/word/2010/wordprocessingDrawing" xmlns:wp="http://schemas.openxmlformats.org/drawingml/2006/wordprocessingDrawing" xmlns:w10="urn:schemas-microsoft-com:office:word" xmlns:w="http://schemas.openxmlformats.org/wordprocessingml/2006/main" xmlns:w14="http://schemas.microsoft.com/office/word/2010/wordml" xmlns:w15="http://schemas.microsoft.com/office/word/2012/wordml" xmlns:w16cex="http://schemas.microsoft.com/office/word/2018/wordml/cex" xmlns:w16cid="http://schemas.microsoft.com/office/word/2016/wordml/cid" xmlns:w16="http://schemas.microsoft.com/office/word/2018/wordml" xmlns:w16du="http://schemas.microsoft.com/office/word/2023/wordml/word16du" xmlns:w16sdtdh="http://schemas.microsoft.com/office/word/2020/wordml/sdtdatahash" xmlns:w16sdtfl="http://schemas.microsoft.com/office/word/2024/wordml/sdtformatlock" xmlns:w16se="http://schemas.microsoft.com/office/word/2015/wordml/symex" xmlns:wpg="http://schemas.microsoft.com/office/word/2010/wordprocessingGroup" xmlns:wpi="http://schemas.microsoft.com/office/word/2010/wordprocessingInk" xmlns:wne="http://schemas.microsoft.com/office/word/2006/wordml" xmlns:wps="http://schemas.microsoft.com/office/word/2010/wordprocessingShape" mc:Ignorable="w14 w15 w16se w16cid w16 w16cex w16sdtdh w16sdtfl w16du wp14">
+<w:ftr xmlns:wpc="http://schemas.microsoft.com/office/word/2010/wordprocessingCanvas" xmlns:cx="http://schemas.microsoft.com/office/drawing/2014/chartex" xmlns:cx1="http://schemas.microsoft.com/office/drawing/2015/9/8/chartex" xmlns:cx2="http://schemas.microsoft.com/office/drawing/2015/10/21/chartex" xmlns:cx3="http://schemas.microsoft.com/office/drawing/2016/5/9/chartex" xmlns:cx4="http://schemas.microsoft.com/office/drawing/2016/5/10/chartex" xmlns:cx5="http://schemas.microsoft.com/office/drawing/2016/5/11/chartex" xmlns:cx6="http://schemas.microsoft.com/office/drawing/2016/5/12/chartex" xmlns:cx7="http://schemas.microsoft.com/office/drawing/2016/5/13/chartex" xmlns:cx8="http://schemas.microsoft.com/office/drawing/2016/5/14/chartex" xmlns:mc="http://schemas.openxmlformats.org/markup-compatibility/2006" xmlns:m="http://schemas.openxmlformats.org/officeDocument/2006/math" xmlns:aink="http://schemas.microsoft.com/office/drawing/2016/ink" xmlns:am3d="http://schemas.microsoft.com/office/drawing/2017/model3d" xmlns:oel="http://schemas.microsoft.com/office/2019/extlst" xmlns:r="http://schemas.openxmlformats.org/officeDocument/2006/relationships" xmlns:wp14="http://schemas.microsoft.com/office/word/2010/wordprocessingDrawing" xmlns:wp="http://schemas.openxmlformats.org/drawingml/2006/wordprocessingDrawing" xmlns:wpg="http://schemas.microsoft.com/office/word/2010/wordprocessingGroup" xmlns:wpi="http://schemas.microsoft.com/office/word/2010/wordprocessingInk" xmlns:wps="http://schemas.microsoft.com/office/word/2010/wordprocessingShape" xmlns:o="urn:schemas-microsoft-com:office:office" xmlns:v="urn:schemas-microsoft-com:vml" xmlns:w10="urn:schemas-microsoft-com:office:word" xmlns:w="http://schemas.openxmlformats.org/wordprocessingml/2006/main" xmlns:w14="http://schemas.microsoft.com/office/word/2010/wordml" xmlns:w15="http://schemas.microsoft.com/office/word/2012/wordml" xmlns:w16cex="http://schemas.microsoft.com/office/word/2018/wordml/cex" xmlns:w16cid="http://schemas.microsoft.com/office/word/2016/wordml/cid" xmlns:w16="http://schemas.microsoft.com/office/word/2018/wordml" xmlns:w16sdtdh="http://schemas.microsoft.com/office/word/2020/wordml/sdtdatahash" xmlns:w16sdtfl="http://schemas.microsoft.com/office/word/2024/wordml/sdtformatlock" xmlns:w16se="http://schemas.microsoft.com/office/word/2015/wordml/symex" xmlns:w16du="http://schemas.microsoft.com/office/word/2023/wordml/word16du" xmlns:wne="http://schemas.microsoft.com/office/word/2006/wordml" mc:Ignorable="w14 w15 w16se w16cid w16 w16cex w16sdtdh w16sdtfl w16du wp14">
   <w:p>
     <w:pPr>
-      <w:pStyle w:val="Footer"/>
+      <w:pStyle w:val="a9"/>
     </w:pPr>
   </w:p>
 </w:ftr>
 </file>
 
 <file path=word/footer2.xml><?xml version="1.0" encoding="utf-8"?>
-<w:ftr xmlns:wpc="http://schemas.microsoft.com/office/word/2010/wordprocessingCanvas" xmlns:cx="http://schemas.microsoft.com/office/drawing/2014/chartex" xmlns:cx1="http://schemas.microsoft.com/office/drawing/2015/9/8/chartex" xmlns:cx2="http://schemas.microsoft.com/office/drawing/2015/10/21/chartex" xmlns:cx3="http://schemas.microsoft.com/office/drawing/2016/5/9/chartex" xmlns:cx4="http://schemas.microsoft.com/office/drawing/2016/5/10/chartex" xmlns:cx5="http://schemas.microsoft.com/office/drawing/2016/5/11/chartex" xmlns:cx6="http://schemas.microsoft.com/office/drawing/2016/5/12/chartex" xmlns:cx7="http://schemas.microsoft.com/office/drawing/2016/5/13/chartex" xmlns:cx8="http://schemas.microsoft.com/office/drawing/2016/5/14/chartex" xmlns:mc="http://schemas.openxmlformats.org/markup-compatibility/2006" xmlns:aink="http://schemas.microsoft.com/office/drawing/2016/ink" xmlns:am3d="http://schemas.microsoft.com/office/drawing/2017/model3d" xmlns:o="urn:schemas-microsoft-com:office:office" xmlns:oel="http://schemas.microsoft.com/office/2019/extlst" xmlns:r="http://schemas.openxmlformats.org/officeDocument/2006/relationships" xmlns:m="http://schemas.openxmlformats.org/officeDocument/2006/math" xmlns:v="urn:schemas-microsoft-com:vml" xmlns:wp14="http://schemas.microsoft.com/office/word/2010/wordprocessingDrawing" xmlns:wp="http://schemas.openxmlformats.org/drawingml/2006/wordprocessingDrawing" xmlns:w10="urn:schemas-microsoft-com:office:word" xmlns:w="http://schemas.openxmlformats.org/wordprocessingml/2006/main" xmlns:w14="http://schemas.microsoft.com/office/word/2010/wordml" xmlns:w15="http://schemas.microsoft.com/office/word/2012/wordml" xmlns:w16cex="http://schemas.microsoft.com/office/word/2018/wordml/cex" xmlns:w16cid="http://schemas.microsoft.com/office/word/2016/wordml/cid" xmlns:w16="http://schemas.microsoft.com/office/word/2018/wordml" xmlns:w16du="http://schemas.microsoft.com/office/word/2023/wordml/word16du" xmlns:w16sdtdh="http://schemas.microsoft.com/office/word/2020/wordml/sdtdatahash" xmlns:w16sdtfl="http://schemas.microsoft.com/office/word/2024/wordml/sdtformatlock" xmlns:w16se="http://schemas.microsoft.com/office/word/2015/wordml/symex" xmlns:wpg="http://schemas.microsoft.com/office/word/2010/wordprocessingGroup" xmlns:wpi="http://schemas.microsoft.com/office/word/2010/wordprocessingInk" xmlns:wne="http://schemas.microsoft.com/office/word/2006/wordml" xmlns:wps="http://schemas.microsoft.com/office/word/2010/wordprocessingShape" mc:Ignorable="w14 w15 w16se w16cid w16 w16cex w16sdtdh w16sdtfl w16du wp14">
+<w:ftr xmlns:wpc="http://schemas.microsoft.com/office/word/2010/wordprocessingCanvas" xmlns:cx="http://schemas.microsoft.com/office/drawing/2014/chartex" xmlns:cx1="http://schemas.microsoft.com/office/drawing/2015/9/8/chartex" xmlns:cx2="http://schemas.microsoft.com/office/drawing/2015/10/21/chartex" xmlns:cx3="http://schemas.microsoft.com/office/drawing/2016/5/9/chartex" xmlns:cx4="http://schemas.microsoft.com/office/drawing/2016/5/10/chartex" xmlns:cx5="http://schemas.microsoft.com/office/drawing/2016/5/11/chartex" xmlns:cx6="http://schemas.microsoft.com/office/drawing/2016/5/12/chartex" xmlns:cx7="http://schemas.microsoft.com/office/drawing/2016/5/13/chartex" xmlns:cx8="http://schemas.microsoft.com/office/drawing/2016/5/14/chartex" xmlns:mc="http://schemas.openxmlformats.org/markup-compatibility/2006" xmlns:m="http://schemas.openxmlformats.org/officeDocument/2006/math" xmlns:aink="http://schemas.microsoft.com/office/drawing/2016/ink" xmlns:am3d="http://schemas.microsoft.com/office/drawing/2017/model3d" xmlns:oel="http://schemas.microsoft.com/office/2019/extlst" xmlns:r="http://schemas.openxmlformats.org/officeDocument/2006/relationships" xmlns:wp14="http://schemas.microsoft.com/office/word/2010/wordprocessingDrawing" xmlns:wp="http://schemas.openxmlformats.org/drawingml/2006/wordprocessingDrawing" xmlns:wpg="http://schemas.microsoft.com/office/word/2010/wordprocessingGroup" xmlns:wpi="http://schemas.microsoft.com/office/word/2010/wordprocessingInk" xmlns:wps="http://schemas.microsoft.com/office/word/2010/wordprocessingShape" xmlns:o="urn:schemas-microsoft-com:office:office" xmlns:v="urn:schemas-microsoft-com:vml" xmlns:w10="urn:schemas-microsoft-com:office:word" xmlns:w="http://schemas.openxmlformats.org/wordprocessingml/2006/main" xmlns:w14="http://schemas.microsoft.com/office/word/2010/wordml" xmlns:w15="http://schemas.microsoft.com/office/word/2012/wordml" xmlns:w16cex="http://schemas.microsoft.com/office/word/2018/wordml/cex" xmlns:w16cid="http://schemas.microsoft.com/office/word/2016/wordml/cid" xmlns:w16="http://schemas.microsoft.com/office/word/2018/wordml" xmlns:w16sdtdh="http://schemas.microsoft.com/office/word/2020/wordml/sdtdatahash" xmlns:w16sdtfl="http://schemas.microsoft.com/office/word/2024/wordml/sdtformatlock" xmlns:w16se="http://schemas.microsoft.com/office/word/2015/wordml/symex" xmlns:w16du="http://schemas.microsoft.com/office/word/2023/wordml/word16du" xmlns:wne="http://schemas.microsoft.com/office/word/2006/wordml" mc:Ignorable="w14 w15 w16se w16cid w16 w16cex w16sdtdh w16sdtfl w16du wp14">
   <w:sdt>
     <w:sdtPr>
       <w:rPr>
@@ -5845,7 +5738,7 @@
         <w:sdtContent>
           <w:p>
             <w:pPr>
-              <w:pStyle w:val="Footer"/>
+              <w:pStyle w:val="a9"/>
               <w:jc w:val="right"/>
               <w:rPr>
                 <w:sz w:val="16"/>
@@ -5965,24 +5858,24 @@
   </w:sdt>
   <w:p>
     <w:pPr>
-      <w:pStyle w:val="Footer"/>
+      <w:pStyle w:val="a9"/>
     </w:pPr>
   </w:p>
 </w:ftr>
 </file>
 
 <file path=word/footer3.xml><?xml version="1.0" encoding="utf-8"?>
-<w:ftr xmlns:wpc="http://schemas.microsoft.com/office/word/2010/wordprocessingCanvas" xmlns:cx="http://schemas.microsoft.com/office/drawing/2014/chartex" xmlns:cx1="http://schemas.microsoft.com/office/drawing/2015/9/8/chartex" xmlns:cx2="http://schemas.microsoft.com/office/drawing/2015/10/21/chartex" xmlns:cx3="http://schemas.microsoft.com/office/drawing/2016/5/9/chartex" xmlns:cx4="http://schemas.microsoft.com/office/drawing/2016/5/10/chartex" xmlns:cx5="http://schemas.microsoft.com/office/drawing/2016/5/11/chartex" xmlns:cx6="http://schemas.microsoft.com/office/drawing/2016/5/12/chartex" xmlns:cx7="http://schemas.microsoft.com/office/drawing/2016/5/13/chartex" xmlns:cx8="http://schemas.microsoft.com/office/drawing/2016/5/14/chartex" xmlns:mc="http://schemas.openxmlformats.org/markup-compatibility/2006" xmlns:aink="http://schemas.microsoft.com/office/drawing/2016/ink" xmlns:am3d="http://schemas.microsoft.com/office/drawing/2017/model3d" xmlns:o="urn:schemas-microsoft-com:office:office" xmlns:oel="http://schemas.microsoft.com/office/2019/extlst" xmlns:r="http://schemas.openxmlformats.org/officeDocument/2006/relationships" xmlns:m="http://schemas.openxmlformats.org/officeDocument/2006/math" xmlns:v="urn:schemas-microsoft-com:vml" xmlns:wp14="http://schemas.microsoft.com/office/word/2010/wordprocessingDrawing" xmlns:wp="http://schemas.openxmlformats.org/drawingml/2006/wordprocessingDrawing" xmlns:w10="urn:schemas-microsoft-com:office:word" xmlns:w="http://schemas.openxmlformats.org/wordprocessingml/2006/main" xmlns:w14="http://schemas.microsoft.com/office/word/2010/wordml" xmlns:w15="http://schemas.microsoft.com/office/word/2012/wordml" xmlns:w16cex="http://schemas.microsoft.com/office/word/2018/wordml/cex" xmlns:w16cid="http://schemas.microsoft.com/office/word/2016/wordml/cid" xmlns:w16="http://schemas.microsoft.com/office/word/2018/wordml" xmlns:w16du="http://schemas.microsoft.com/office/word/2023/wordml/word16du" xmlns:w16sdtdh="http://schemas.microsoft.com/office/word/2020/wordml/sdtdatahash" xmlns:w16sdtfl="http://schemas.microsoft.com/office/word/2024/wordml/sdtformatlock" xmlns:w16se="http://schemas.microsoft.com/office/word/2015/wordml/symex" xmlns:wpg="http://schemas.microsoft.com/office/word/2010/wordprocessingGroup" xmlns:wpi="http://schemas.microsoft.com/office/word/2010/wordprocessingInk" xmlns:wne="http://schemas.microsoft.com/office/word/2006/wordml" xmlns:wps="http://schemas.microsoft.com/office/word/2010/wordprocessingShape" mc:Ignorable="w14 w15 w16se w16cid w16 w16cex w16sdtdh w16sdtfl w16du wp14">
+<w:ftr xmlns:wpc="http://schemas.microsoft.com/office/word/2010/wordprocessingCanvas" xmlns:cx="http://schemas.microsoft.com/office/drawing/2014/chartex" xmlns:cx1="http://schemas.microsoft.com/office/drawing/2015/9/8/chartex" xmlns:cx2="http://schemas.microsoft.com/office/drawing/2015/10/21/chartex" xmlns:cx3="http://schemas.microsoft.com/office/drawing/2016/5/9/chartex" xmlns:cx4="http://schemas.microsoft.com/office/drawing/2016/5/10/chartex" xmlns:cx5="http://schemas.microsoft.com/office/drawing/2016/5/11/chartex" xmlns:cx6="http://schemas.microsoft.com/office/drawing/2016/5/12/chartex" xmlns:cx7="http://schemas.microsoft.com/office/drawing/2016/5/13/chartex" xmlns:cx8="http://schemas.microsoft.com/office/drawing/2016/5/14/chartex" xmlns:mc="http://schemas.openxmlformats.org/markup-compatibility/2006" xmlns:m="http://schemas.openxmlformats.org/officeDocument/2006/math" xmlns:aink="http://schemas.microsoft.com/office/drawing/2016/ink" xmlns:am3d="http://schemas.microsoft.com/office/drawing/2017/model3d" xmlns:oel="http://schemas.microsoft.com/office/2019/extlst" xmlns:r="http://schemas.openxmlformats.org/officeDocument/2006/relationships" xmlns:wp14="http://schemas.microsoft.com/office/word/2010/wordprocessingDrawing" xmlns:wp="http://schemas.openxmlformats.org/drawingml/2006/wordprocessingDrawing" xmlns:wpg="http://schemas.microsoft.com/office/word/2010/wordprocessingGroup" xmlns:wpi="http://schemas.microsoft.com/office/word/2010/wordprocessingInk" xmlns:wps="http://schemas.microsoft.com/office/word/2010/wordprocessingShape" xmlns:o="urn:schemas-microsoft-com:office:office" xmlns:v="urn:schemas-microsoft-com:vml" xmlns:w10="urn:schemas-microsoft-com:office:word" xmlns:w="http://schemas.openxmlformats.org/wordprocessingml/2006/main" xmlns:w14="http://schemas.microsoft.com/office/word/2010/wordml" xmlns:w15="http://schemas.microsoft.com/office/word/2012/wordml" xmlns:w16cex="http://schemas.microsoft.com/office/word/2018/wordml/cex" xmlns:w16cid="http://schemas.microsoft.com/office/word/2016/wordml/cid" xmlns:w16="http://schemas.microsoft.com/office/word/2018/wordml" xmlns:w16sdtdh="http://schemas.microsoft.com/office/word/2020/wordml/sdtdatahash" xmlns:w16sdtfl="http://schemas.microsoft.com/office/word/2024/wordml/sdtformatlock" xmlns:w16se="http://schemas.microsoft.com/office/word/2015/wordml/symex" xmlns:w16du="http://schemas.microsoft.com/office/word/2023/wordml/word16du" xmlns:wne="http://schemas.microsoft.com/office/word/2006/wordml" mc:Ignorable="w14 w15 w16se w16cid w16 w16cex w16sdtdh w16sdtfl w16du wp14">
   <w:p>
     <w:pPr>
-      <w:pStyle w:val="Footer"/>
+      <w:pStyle w:val="a9"/>
     </w:pPr>
   </w:p>
 </w:ftr>
 </file>
 
 <file path=word/footnotes.xml><?xml version="1.0" encoding="utf-8"?>
-<w:footnotes xmlns:wpc="http://schemas.microsoft.com/office/word/2010/wordprocessingCanvas" xmlns:cx="http://schemas.microsoft.com/office/drawing/2014/chartex" xmlns:cx1="http://schemas.microsoft.com/office/drawing/2015/9/8/chartex" xmlns:cx2="http://schemas.microsoft.com/office/drawing/2015/10/21/chartex" xmlns:cx3="http://schemas.microsoft.com/office/drawing/2016/5/9/chartex" xmlns:cx4="http://schemas.microsoft.com/office/drawing/2016/5/10/chartex" xmlns:cx5="http://schemas.microsoft.com/office/drawing/2016/5/11/chartex" xmlns:cx6="http://schemas.microsoft.com/office/drawing/2016/5/12/chartex" xmlns:cx7="http://schemas.microsoft.com/office/drawing/2016/5/13/chartex" xmlns:cx8="http://schemas.microsoft.com/office/drawing/2016/5/14/chartex" xmlns:mc="http://schemas.openxmlformats.org/markup-compatibility/2006" xmlns:aink="http://schemas.microsoft.com/office/drawing/2016/ink" xmlns:am3d="http://schemas.microsoft.com/office/drawing/2017/model3d" xmlns:o="urn:schemas-microsoft-com:office:office" xmlns:oel="http://schemas.microsoft.com/office/2019/extlst" xmlns:r="http://schemas.openxmlformats.org/officeDocument/2006/relationships" xmlns:m="http://schemas.openxmlformats.org/officeDocument/2006/math" xmlns:v="urn:schemas-microsoft-com:vml" xmlns:wp14="http://schemas.microsoft.com/office/word/2010/wordprocessingDrawing" xmlns:wp="http://schemas.openxmlformats.org/drawingml/2006/wordprocessingDrawing" xmlns:w10="urn:schemas-microsoft-com:office:word" xmlns:w="http://schemas.openxmlformats.org/wordprocessingml/2006/main" xmlns:w14="http://schemas.microsoft.com/office/word/2010/wordml" xmlns:w15="http://schemas.microsoft.com/office/word/2012/wordml" xmlns:w16cex="http://schemas.microsoft.com/office/word/2018/wordml/cex" xmlns:w16cid="http://schemas.microsoft.com/office/word/2016/wordml/cid" xmlns:w16="http://schemas.microsoft.com/office/word/2018/wordml" xmlns:w16du="http://schemas.microsoft.com/office/word/2023/wordml/word16du" xmlns:w16sdtdh="http://schemas.microsoft.com/office/word/2020/wordml/sdtdatahash" xmlns:w16sdtfl="http://schemas.microsoft.com/office/word/2024/wordml/sdtformatlock" xmlns:w16se="http://schemas.microsoft.com/office/word/2015/wordml/symex" xmlns:wpg="http://schemas.microsoft.com/office/word/2010/wordprocessingGroup" xmlns:wpi="http://schemas.microsoft.com/office/word/2010/wordprocessingInk" xmlns:wne="http://schemas.microsoft.com/office/word/2006/wordml" xmlns:wps="http://schemas.microsoft.com/office/word/2010/wordprocessingShape" mc:Ignorable="w14 w15 w16se w16cid w16 w16cex w16sdtdh w16sdtfl w16du wp14">
+<w:footnotes xmlns:wpc="http://schemas.microsoft.com/office/word/2010/wordprocessingCanvas" xmlns:cx="http://schemas.microsoft.com/office/drawing/2014/chartex" xmlns:cx1="http://schemas.microsoft.com/office/drawing/2015/9/8/chartex" xmlns:cx2="http://schemas.microsoft.com/office/drawing/2015/10/21/chartex" xmlns:cx3="http://schemas.microsoft.com/office/drawing/2016/5/9/chartex" xmlns:cx4="http://schemas.microsoft.com/office/drawing/2016/5/10/chartex" xmlns:cx5="http://schemas.microsoft.com/office/drawing/2016/5/11/chartex" xmlns:cx6="http://schemas.microsoft.com/office/drawing/2016/5/12/chartex" xmlns:cx7="http://schemas.microsoft.com/office/drawing/2016/5/13/chartex" xmlns:cx8="http://schemas.microsoft.com/office/drawing/2016/5/14/chartex" xmlns:mc="http://schemas.openxmlformats.org/markup-compatibility/2006" xmlns:m="http://schemas.openxmlformats.org/officeDocument/2006/math" xmlns:aink="http://schemas.microsoft.com/office/drawing/2016/ink" xmlns:am3d="http://schemas.microsoft.com/office/drawing/2017/model3d" xmlns:oel="http://schemas.microsoft.com/office/2019/extlst" xmlns:r="http://schemas.openxmlformats.org/officeDocument/2006/relationships" xmlns:wp14="http://schemas.microsoft.com/office/word/2010/wordprocessingDrawing" xmlns:wp="http://schemas.openxmlformats.org/drawingml/2006/wordprocessingDrawing" xmlns:wpg="http://schemas.microsoft.com/office/word/2010/wordprocessingGroup" xmlns:wpi="http://schemas.microsoft.com/office/word/2010/wordprocessingInk" xmlns:wps="http://schemas.microsoft.com/office/word/2010/wordprocessingShape" xmlns:o="urn:schemas-microsoft-com:office:office" xmlns:v="urn:schemas-microsoft-com:vml" xmlns:w10="urn:schemas-microsoft-com:office:word" xmlns:w="http://schemas.openxmlformats.org/wordprocessingml/2006/main" xmlns:w14="http://schemas.microsoft.com/office/word/2010/wordml" xmlns:w15="http://schemas.microsoft.com/office/word/2012/wordml" xmlns:w16cex="http://schemas.microsoft.com/office/word/2018/wordml/cex" xmlns:w16cid="http://schemas.microsoft.com/office/word/2016/wordml/cid" xmlns:w16="http://schemas.microsoft.com/office/word/2018/wordml" xmlns:w16sdtdh="http://schemas.microsoft.com/office/word/2020/wordml/sdtdatahash" xmlns:w16sdtfl="http://schemas.microsoft.com/office/word/2024/wordml/sdtformatlock" xmlns:w16se="http://schemas.microsoft.com/office/word/2015/wordml/symex" xmlns:w16du="http://schemas.microsoft.com/office/word/2023/wordml/word16du" xmlns:wne="http://schemas.microsoft.com/office/word/2006/wordml" mc:Ignorable="w14 w15 w16se w16cid w16 w16cex w16sdtdh w16sdtfl w16du wp14">
   <w:footnote w:type="separator" w:id="-1">
     <w:p>
       <w:pPr>
@@ -6007,37 +5900,37 @@
 </file>
 
 <file path=word/header1.xml><?xml version="1.0" encoding="utf-8"?>
-<w:hdr xmlns:wpc="http://schemas.microsoft.com/office/word/2010/wordprocessingCanvas" xmlns:cx="http://schemas.microsoft.com/office/drawing/2014/chartex" xmlns:cx1="http://schemas.microsoft.com/office/drawing/2015/9/8/chartex" xmlns:cx2="http://schemas.microsoft.com/office/drawing/2015/10/21/chartex" xmlns:cx3="http://schemas.microsoft.com/office/drawing/2016/5/9/chartex" xmlns:cx4="http://schemas.microsoft.com/office/drawing/2016/5/10/chartex" xmlns:cx5="http://schemas.microsoft.com/office/drawing/2016/5/11/chartex" xmlns:cx6="http://schemas.microsoft.com/office/drawing/2016/5/12/chartex" xmlns:cx7="http://schemas.microsoft.com/office/drawing/2016/5/13/chartex" xmlns:cx8="http://schemas.microsoft.com/office/drawing/2016/5/14/chartex" xmlns:mc="http://schemas.openxmlformats.org/markup-compatibility/2006" xmlns:aink="http://schemas.microsoft.com/office/drawing/2016/ink" xmlns:am3d="http://schemas.microsoft.com/office/drawing/2017/model3d" xmlns:o="urn:schemas-microsoft-com:office:office" xmlns:oel="http://schemas.microsoft.com/office/2019/extlst" xmlns:r="http://schemas.openxmlformats.org/officeDocument/2006/relationships" xmlns:m="http://schemas.openxmlformats.org/officeDocument/2006/math" xmlns:v="urn:schemas-microsoft-com:vml" xmlns:wp14="http://schemas.microsoft.com/office/word/2010/wordprocessingDrawing" xmlns:wp="http://schemas.openxmlformats.org/drawingml/2006/wordprocessingDrawing" xmlns:w10="urn:schemas-microsoft-com:office:word" xmlns:w="http://schemas.openxmlformats.org/wordprocessingml/2006/main" xmlns:w14="http://schemas.microsoft.com/office/word/2010/wordml" xmlns:w15="http://schemas.microsoft.com/office/word/2012/wordml" xmlns:w16cex="http://schemas.microsoft.com/office/word/2018/wordml/cex" xmlns:w16cid="http://schemas.microsoft.com/office/word/2016/wordml/cid" xmlns:w16="http://schemas.microsoft.com/office/word/2018/wordml" xmlns:w16du="http://schemas.microsoft.com/office/word/2023/wordml/word16du" xmlns:w16sdtdh="http://schemas.microsoft.com/office/word/2020/wordml/sdtdatahash" xmlns:w16sdtfl="http://schemas.microsoft.com/office/word/2024/wordml/sdtformatlock" xmlns:w16se="http://schemas.microsoft.com/office/word/2015/wordml/symex" xmlns:wpg="http://schemas.microsoft.com/office/word/2010/wordprocessingGroup" xmlns:wpi="http://schemas.microsoft.com/office/word/2010/wordprocessingInk" xmlns:wne="http://schemas.microsoft.com/office/word/2006/wordml" xmlns:wps="http://schemas.microsoft.com/office/word/2010/wordprocessingShape" mc:Ignorable="w14 w15 w16se w16cid w16 w16cex w16sdtdh w16sdtfl w16du wp14">
+<w:hdr xmlns:wpc="http://schemas.microsoft.com/office/word/2010/wordprocessingCanvas" xmlns:cx="http://schemas.microsoft.com/office/drawing/2014/chartex" xmlns:cx1="http://schemas.microsoft.com/office/drawing/2015/9/8/chartex" xmlns:cx2="http://schemas.microsoft.com/office/drawing/2015/10/21/chartex" xmlns:cx3="http://schemas.microsoft.com/office/drawing/2016/5/9/chartex" xmlns:cx4="http://schemas.microsoft.com/office/drawing/2016/5/10/chartex" xmlns:cx5="http://schemas.microsoft.com/office/drawing/2016/5/11/chartex" xmlns:cx6="http://schemas.microsoft.com/office/drawing/2016/5/12/chartex" xmlns:cx7="http://schemas.microsoft.com/office/drawing/2016/5/13/chartex" xmlns:cx8="http://schemas.microsoft.com/office/drawing/2016/5/14/chartex" xmlns:mc="http://schemas.openxmlformats.org/markup-compatibility/2006" xmlns:m="http://schemas.openxmlformats.org/officeDocument/2006/math" xmlns:aink="http://schemas.microsoft.com/office/drawing/2016/ink" xmlns:am3d="http://schemas.microsoft.com/office/drawing/2017/model3d" xmlns:oel="http://schemas.microsoft.com/office/2019/extlst" xmlns:r="http://schemas.openxmlformats.org/officeDocument/2006/relationships" xmlns:wp14="http://schemas.microsoft.com/office/word/2010/wordprocessingDrawing" xmlns:wp="http://schemas.openxmlformats.org/drawingml/2006/wordprocessingDrawing" xmlns:wpg="http://schemas.microsoft.com/office/word/2010/wordprocessingGroup" xmlns:wpi="http://schemas.microsoft.com/office/word/2010/wordprocessingInk" xmlns:wps="http://schemas.microsoft.com/office/word/2010/wordprocessingShape" xmlns:o="urn:schemas-microsoft-com:office:office" xmlns:v="urn:schemas-microsoft-com:vml" xmlns:w10="urn:schemas-microsoft-com:office:word" xmlns:w="http://schemas.openxmlformats.org/wordprocessingml/2006/main" xmlns:w14="http://schemas.microsoft.com/office/word/2010/wordml" xmlns:w15="http://schemas.microsoft.com/office/word/2012/wordml" xmlns:w16cex="http://schemas.microsoft.com/office/word/2018/wordml/cex" xmlns:w16cid="http://schemas.microsoft.com/office/word/2016/wordml/cid" xmlns:w16="http://schemas.microsoft.com/office/word/2018/wordml" xmlns:w16sdtdh="http://schemas.microsoft.com/office/word/2020/wordml/sdtdatahash" xmlns:w16sdtfl="http://schemas.microsoft.com/office/word/2024/wordml/sdtformatlock" xmlns:w16se="http://schemas.microsoft.com/office/word/2015/wordml/symex" xmlns:w16du="http://schemas.microsoft.com/office/word/2023/wordml/word16du" xmlns:wne="http://schemas.microsoft.com/office/word/2006/wordml" mc:Ignorable="w14 w15 w16se w16cid w16 w16cex w16sdtdh w16sdtfl w16du wp14">
   <w:p>
     <w:pPr>
-      <w:pStyle w:val="Header"/>
+      <w:pStyle w:val="a7"/>
     </w:pPr>
   </w:p>
 </w:hdr>
 </file>
 
 <file path=word/header2.xml><?xml version="1.0" encoding="utf-8"?>
-<w:hdr xmlns:wpc="http://schemas.microsoft.com/office/word/2010/wordprocessingCanvas" xmlns:cx="http://schemas.microsoft.com/office/drawing/2014/chartex" xmlns:cx1="http://schemas.microsoft.com/office/drawing/2015/9/8/chartex" xmlns:cx2="http://schemas.microsoft.com/office/drawing/2015/10/21/chartex" xmlns:cx3="http://schemas.microsoft.com/office/drawing/2016/5/9/chartex" xmlns:cx4="http://schemas.microsoft.com/office/drawing/2016/5/10/chartex" xmlns:cx5="http://schemas.microsoft.com/office/drawing/2016/5/11/chartex" xmlns:cx6="http://schemas.microsoft.com/office/drawing/2016/5/12/chartex" xmlns:cx7="http://schemas.microsoft.com/office/drawing/2016/5/13/chartex" xmlns:cx8="http://schemas.microsoft.com/office/drawing/2016/5/14/chartex" xmlns:mc="http://schemas.openxmlformats.org/markup-compatibility/2006" xmlns:aink="http://schemas.microsoft.com/office/drawing/2016/ink" xmlns:am3d="http://schemas.microsoft.com/office/drawing/2017/model3d" xmlns:o="urn:schemas-microsoft-com:office:office" xmlns:oel="http://schemas.microsoft.com/office/2019/extlst" xmlns:r="http://schemas.openxmlformats.org/officeDocument/2006/relationships" xmlns:m="http://schemas.openxmlformats.org/officeDocument/2006/math" xmlns:v="urn:schemas-microsoft-com:vml" xmlns:wp14="http://schemas.microsoft.com/office/word/2010/wordprocessingDrawing" xmlns:wp="http://schemas.openxmlformats.org/drawingml/2006/wordprocessingDrawing" xmlns:w10="urn:schemas-microsoft-com:office:word" xmlns:w="http://schemas.openxmlformats.org/wordprocessingml/2006/main" xmlns:w14="http://schemas.microsoft.com/office/word/2010/wordml" xmlns:w15="http://schemas.microsoft.com/office/word/2012/wordml" xmlns:w16cex="http://schemas.microsoft.com/office/word/2018/wordml/cex" xmlns:w16cid="http://schemas.microsoft.com/office/word/2016/wordml/cid" xmlns:w16="http://schemas.microsoft.com/office/word/2018/wordml" xmlns:w16du="http://schemas.microsoft.com/office/word/2023/wordml/word16du" xmlns:w16sdtdh="http://schemas.microsoft.com/office/word/2020/wordml/sdtdatahash" xmlns:w16sdtfl="http://schemas.microsoft.com/office/word/2024/wordml/sdtformatlock" xmlns:w16se="http://schemas.microsoft.com/office/word/2015/wordml/symex" xmlns:wpg="http://schemas.microsoft.com/office/word/2010/wordprocessingGroup" xmlns:wpi="http://schemas.microsoft.com/office/word/2010/wordprocessingInk" xmlns:wne="http://schemas.microsoft.com/office/word/2006/wordml" xmlns:wps="http://schemas.microsoft.com/office/word/2010/wordprocessingShape" mc:Ignorable="w14 w15 w16se w16cid w16 w16cex w16sdtdh w16sdtfl w16du wp14">
+<w:hdr xmlns:wpc="http://schemas.microsoft.com/office/word/2010/wordprocessingCanvas" xmlns:cx="http://schemas.microsoft.com/office/drawing/2014/chartex" xmlns:cx1="http://schemas.microsoft.com/office/drawing/2015/9/8/chartex" xmlns:cx2="http://schemas.microsoft.com/office/drawing/2015/10/21/chartex" xmlns:cx3="http://schemas.microsoft.com/office/drawing/2016/5/9/chartex" xmlns:cx4="http://schemas.microsoft.com/office/drawing/2016/5/10/chartex" xmlns:cx5="http://schemas.microsoft.com/office/drawing/2016/5/11/chartex" xmlns:cx6="http://schemas.microsoft.com/office/drawing/2016/5/12/chartex" xmlns:cx7="http://schemas.microsoft.com/office/drawing/2016/5/13/chartex" xmlns:cx8="http://schemas.microsoft.com/office/drawing/2016/5/14/chartex" xmlns:mc="http://schemas.openxmlformats.org/markup-compatibility/2006" xmlns:m="http://schemas.openxmlformats.org/officeDocument/2006/math" xmlns:aink="http://schemas.microsoft.com/office/drawing/2016/ink" xmlns:am3d="http://schemas.microsoft.com/office/drawing/2017/model3d" xmlns:oel="http://schemas.microsoft.com/office/2019/extlst" xmlns:r="http://schemas.openxmlformats.org/officeDocument/2006/relationships" xmlns:wp14="http://schemas.microsoft.com/office/word/2010/wordprocessingDrawing" xmlns:wp="http://schemas.openxmlformats.org/drawingml/2006/wordprocessingDrawing" xmlns:wpg="http://schemas.microsoft.com/office/word/2010/wordprocessingGroup" xmlns:wpi="http://schemas.microsoft.com/office/word/2010/wordprocessingInk" xmlns:wps="http://schemas.microsoft.com/office/word/2010/wordprocessingShape" xmlns:o="urn:schemas-microsoft-com:office:office" xmlns:v="urn:schemas-microsoft-com:vml" xmlns:w10="urn:schemas-microsoft-com:office:word" xmlns:w="http://schemas.openxmlformats.org/wordprocessingml/2006/main" xmlns:w14="http://schemas.microsoft.com/office/word/2010/wordml" xmlns:w15="http://schemas.microsoft.com/office/word/2012/wordml" xmlns:w16cex="http://schemas.microsoft.com/office/word/2018/wordml/cex" xmlns:w16cid="http://schemas.microsoft.com/office/word/2016/wordml/cid" xmlns:w16="http://schemas.microsoft.com/office/word/2018/wordml" xmlns:w16sdtdh="http://schemas.microsoft.com/office/word/2020/wordml/sdtdatahash" xmlns:w16sdtfl="http://schemas.microsoft.com/office/word/2024/wordml/sdtformatlock" xmlns:w16se="http://schemas.microsoft.com/office/word/2015/wordml/symex" xmlns:w16du="http://schemas.microsoft.com/office/word/2023/wordml/word16du" xmlns:wne="http://schemas.microsoft.com/office/word/2006/wordml" mc:Ignorable="w14 w15 w16se w16cid w16 w16cex w16sdtdh w16sdtfl w16du wp14">
   <w:p>
     <w:pPr>
-      <w:pStyle w:val="Header"/>
+      <w:pStyle w:val="a7"/>
     </w:pPr>
   </w:p>
 </w:hdr>
 </file>
 
 <file path=word/header3.xml><?xml version="1.0" encoding="utf-8"?>
-<w:hdr xmlns:wpc="http://schemas.microsoft.com/office/word/2010/wordprocessingCanvas" xmlns:cx="http://schemas.microsoft.com/office/drawing/2014/chartex" xmlns:cx1="http://schemas.microsoft.com/office/drawing/2015/9/8/chartex" xmlns:cx2="http://schemas.microsoft.com/office/drawing/2015/10/21/chartex" xmlns:cx3="http://schemas.microsoft.com/office/drawing/2016/5/9/chartex" xmlns:cx4="http://schemas.microsoft.com/office/drawing/2016/5/10/chartex" xmlns:cx5="http://schemas.microsoft.com/office/drawing/2016/5/11/chartex" xmlns:cx6="http://schemas.microsoft.com/office/drawing/2016/5/12/chartex" xmlns:cx7="http://schemas.microsoft.com/office/drawing/2016/5/13/chartex" xmlns:cx8="http://schemas.microsoft.com/office/drawing/2016/5/14/chartex" xmlns:mc="http://schemas.openxmlformats.org/markup-compatibility/2006" xmlns:aink="http://schemas.microsoft.com/office/drawing/2016/ink" xmlns:am3d="http://schemas.microsoft.com/office/drawing/2017/model3d" xmlns:o="urn:schemas-microsoft-com:office:office" xmlns:oel="http://schemas.microsoft.com/office/2019/extlst" xmlns:r="http://schemas.openxmlformats.org/officeDocument/2006/relationships" xmlns:m="http://schemas.openxmlformats.org/officeDocument/2006/math" xmlns:v="urn:schemas-microsoft-com:vml" xmlns:wp14="http://schemas.microsoft.com/office/word/2010/wordprocessingDrawing" xmlns:wp="http://schemas.openxmlformats.org/drawingml/2006/wordprocessingDrawing" xmlns:w10="urn:schemas-microsoft-com:office:word" xmlns:w="http://schemas.openxmlformats.org/wordprocessingml/2006/main" xmlns:w14="http://schemas.microsoft.com/office/word/2010/wordml" xmlns:w15="http://schemas.microsoft.com/office/word/2012/wordml" xmlns:w16cex="http://schemas.microsoft.com/office/word/2018/wordml/cex" xmlns:w16cid="http://schemas.microsoft.com/office/word/2016/wordml/cid" xmlns:w16="http://schemas.microsoft.com/office/word/2018/wordml" xmlns:w16du="http://schemas.microsoft.com/office/word/2023/wordml/word16du" xmlns:w16sdtdh="http://schemas.microsoft.com/office/word/2020/wordml/sdtdatahash" xmlns:w16sdtfl="http://schemas.microsoft.com/office/word/2024/wordml/sdtformatlock" xmlns:w16se="http://schemas.microsoft.com/office/word/2015/wordml/symex" xmlns:wpg="http://schemas.microsoft.com/office/word/2010/wordprocessingGroup" xmlns:wpi="http://schemas.microsoft.com/office/word/2010/wordprocessingInk" xmlns:wne="http://schemas.microsoft.com/office/word/2006/wordml" xmlns:wps="http://schemas.microsoft.com/office/word/2010/wordprocessingShape" mc:Ignorable="w14 w15 w16se w16cid w16 w16cex w16sdtdh w16sdtfl w16du wp14">
+<w:hdr xmlns:wpc="http://schemas.microsoft.com/office/word/2010/wordprocessingCanvas" xmlns:cx="http://schemas.microsoft.com/office/drawing/2014/chartex" xmlns:cx1="http://schemas.microsoft.com/office/drawing/2015/9/8/chartex" xmlns:cx2="http://schemas.microsoft.com/office/drawing/2015/10/21/chartex" xmlns:cx3="http://schemas.microsoft.com/office/drawing/2016/5/9/chartex" xmlns:cx4="http://schemas.microsoft.com/office/drawing/2016/5/10/chartex" xmlns:cx5="http://schemas.microsoft.com/office/drawing/2016/5/11/chartex" xmlns:cx6="http://schemas.microsoft.com/office/drawing/2016/5/12/chartex" xmlns:cx7="http://schemas.microsoft.com/office/drawing/2016/5/13/chartex" xmlns:cx8="http://schemas.microsoft.com/office/drawing/2016/5/14/chartex" xmlns:mc="http://schemas.openxmlformats.org/markup-compatibility/2006" xmlns:m="http://schemas.openxmlformats.org/officeDocument/2006/math" xmlns:aink="http://schemas.microsoft.com/office/drawing/2016/ink" xmlns:am3d="http://schemas.microsoft.com/office/drawing/2017/model3d" xmlns:oel="http://schemas.microsoft.com/office/2019/extlst" xmlns:r="http://schemas.openxmlformats.org/officeDocument/2006/relationships" xmlns:wp14="http://schemas.microsoft.com/office/word/2010/wordprocessingDrawing" xmlns:wp="http://schemas.openxmlformats.org/drawingml/2006/wordprocessingDrawing" xmlns:wpg="http://schemas.microsoft.com/office/word/2010/wordprocessingGroup" xmlns:wpi="http://schemas.microsoft.com/office/word/2010/wordprocessingInk" xmlns:wps="http://schemas.microsoft.com/office/word/2010/wordprocessingShape" xmlns:o="urn:schemas-microsoft-com:office:office" xmlns:v="urn:schemas-microsoft-com:vml" xmlns:w10="urn:schemas-microsoft-com:office:word" xmlns:w="http://schemas.openxmlformats.org/wordprocessingml/2006/main" xmlns:w14="http://schemas.microsoft.com/office/word/2010/wordml" xmlns:w15="http://schemas.microsoft.com/office/word/2012/wordml" xmlns:w16cex="http://schemas.microsoft.com/office/word/2018/wordml/cex" xmlns:w16cid="http://schemas.microsoft.com/office/word/2016/wordml/cid" xmlns:w16="http://schemas.microsoft.com/office/word/2018/wordml" xmlns:w16sdtdh="http://schemas.microsoft.com/office/word/2020/wordml/sdtdatahash" xmlns:w16sdtfl="http://schemas.microsoft.com/office/word/2024/wordml/sdtformatlock" xmlns:w16se="http://schemas.microsoft.com/office/word/2015/wordml/symex" xmlns:w16du="http://schemas.microsoft.com/office/word/2023/wordml/word16du" xmlns:wne="http://schemas.microsoft.com/office/word/2006/wordml" mc:Ignorable="w14 w15 w16se w16cid w16 w16cex w16sdtdh w16sdtfl w16du wp14">
   <w:p>
     <w:pPr>
-      <w:pStyle w:val="Header"/>
+      <w:pStyle w:val="a7"/>
     </w:pPr>
   </w:p>
 </w:hdr>
 </file>
 
 <file path=word/numbering.xml><?xml version="1.0" encoding="utf-8"?>
-<w:numbering xmlns:wpc="http://schemas.microsoft.com/office/word/2010/wordprocessingCanvas" xmlns:cx="http://schemas.microsoft.com/office/drawing/2014/chartex" xmlns:cx1="http://schemas.microsoft.com/office/drawing/2015/9/8/chartex" xmlns:cx2="http://schemas.microsoft.com/office/drawing/2015/10/21/chartex" xmlns:cx3="http://schemas.microsoft.com/office/drawing/2016/5/9/chartex" xmlns:cx4="http://schemas.microsoft.com/office/drawing/2016/5/10/chartex" xmlns:cx5="http://schemas.microsoft.com/office/drawing/2016/5/11/chartex" xmlns:cx6="http://schemas.microsoft.com/office/drawing/2016/5/12/chartex" xmlns:cx7="http://schemas.microsoft.com/office/drawing/2016/5/13/chartex" xmlns:cx8="http://schemas.microsoft.com/office/drawing/2016/5/14/chartex" xmlns:mc="http://schemas.openxmlformats.org/markup-compatibility/2006" xmlns:aink="http://schemas.microsoft.com/office/drawing/2016/ink" xmlns:am3d="http://schemas.microsoft.com/office/drawing/2017/model3d" xmlns:o="urn:schemas-microsoft-com:office:office" xmlns:oel="http://schemas.microsoft.com/office/2019/extlst" xmlns:r="http://schemas.openxmlformats.org/officeDocument/2006/relationships" xmlns:m="http://schemas.openxmlformats.org/officeDocument/2006/math" xmlns:v="urn:schemas-microsoft-com:vml" xmlns:wp14="http://schemas.microsoft.com/office/word/2010/wordprocessingDrawing" xmlns:wp="http://schemas.openxmlformats.org/drawingml/2006/wordprocessingDrawing" xmlns:w10="urn:schemas-microsoft-com:office:word" xmlns:w="http://schemas.openxmlformats.org/wordprocessingml/2006/main" xmlns:w14="http://schemas.microsoft.com/office/word/2010/wordml" xmlns:w15="http://schemas.microsoft.com/office/word/2012/wordml" xmlns:w16cex="http://schemas.microsoft.com/office/word/2018/wordml/cex" xmlns:w16cid="http://schemas.microsoft.com/office/word/2016/wordml/cid" xmlns:w16="http://schemas.microsoft.com/office/word/2018/wordml" xmlns:w16du="http://schemas.microsoft.com/office/word/2023/wordml/word16du" xmlns:w16sdtdh="http://schemas.microsoft.com/office/word/2020/wordml/sdtdatahash" xmlns:w16sdtfl="http://schemas.microsoft.com/office/word/2024/wordml/sdtformatlock" xmlns:w16se="http://schemas.microsoft.com/office/word/2015/wordml/symex" xmlns:wpg="http://schemas.microsoft.com/office/word/2010/wordprocessingGroup" xmlns:wpi="http://schemas.microsoft.com/office/word/2010/wordprocessingInk" xmlns:wne="http://schemas.microsoft.com/office/word/2006/wordml" xmlns:wps="http://schemas.microsoft.com/office/word/2010/wordprocessingShape" mc:Ignorable="w14 w15 w16se w16cid w16 w16cex w16sdtdh w16sdtfl w16du wp14">
+<w:numbering xmlns:wpc="http://schemas.microsoft.com/office/word/2010/wordprocessingCanvas" xmlns:cx="http://schemas.microsoft.com/office/drawing/2014/chartex" xmlns:cx1="http://schemas.microsoft.com/office/drawing/2015/9/8/chartex" xmlns:cx2="http://schemas.microsoft.com/office/drawing/2015/10/21/chartex" xmlns:cx3="http://schemas.microsoft.com/office/drawing/2016/5/9/chartex" xmlns:cx4="http://schemas.microsoft.com/office/drawing/2016/5/10/chartex" xmlns:cx5="http://schemas.microsoft.com/office/drawing/2016/5/11/chartex" xmlns:cx6="http://schemas.microsoft.com/office/drawing/2016/5/12/chartex" xmlns:cx7="http://schemas.microsoft.com/office/drawing/2016/5/13/chartex" xmlns:cx8="http://schemas.microsoft.com/office/drawing/2016/5/14/chartex" xmlns:mc="http://schemas.openxmlformats.org/markup-compatibility/2006" xmlns:m="http://schemas.openxmlformats.org/officeDocument/2006/math" xmlns:aink="http://schemas.microsoft.com/office/drawing/2016/ink" xmlns:am3d="http://schemas.microsoft.com/office/drawing/2017/model3d" xmlns:oel="http://schemas.microsoft.com/office/2019/extlst" xmlns:r="http://schemas.openxmlformats.org/officeDocument/2006/relationships" xmlns:wp14="http://schemas.microsoft.com/office/word/2010/wordprocessingDrawing" xmlns:wp="http://schemas.openxmlformats.org/drawingml/2006/wordprocessingDrawing" xmlns:wpg="http://schemas.microsoft.com/office/word/2010/wordprocessingGroup" xmlns:wpi="http://schemas.microsoft.com/office/word/2010/wordprocessingInk" xmlns:wps="http://schemas.microsoft.com/office/word/2010/wordprocessingShape" xmlns:o="urn:schemas-microsoft-com:office:office" xmlns:v="urn:schemas-microsoft-com:vml" xmlns:w10="urn:schemas-microsoft-com:office:word" xmlns:w="http://schemas.openxmlformats.org/wordprocessingml/2006/main" xmlns:w14="http://schemas.microsoft.com/office/word/2010/wordml" xmlns:w15="http://schemas.microsoft.com/office/word/2012/wordml" xmlns:w16cex="http://schemas.microsoft.com/office/word/2018/wordml/cex" xmlns:w16cid="http://schemas.microsoft.com/office/word/2016/wordml/cid" xmlns:w16="http://schemas.microsoft.com/office/word/2018/wordml" xmlns:w16sdtdh="http://schemas.microsoft.com/office/word/2020/wordml/sdtdatahash" xmlns:w16sdtfl="http://schemas.microsoft.com/office/word/2024/wordml/sdtformatlock" xmlns:w16se="http://schemas.microsoft.com/office/word/2015/wordml/symex" xmlns:w16du="http://schemas.microsoft.com/office/word/2023/wordml/word16du" xmlns:wne="http://schemas.microsoft.com/office/word/2006/wordml" mc:Ignorable="w14 w15 w16se w16cid w16 w16cex w16sdtdh w16sdtfl w16du wp14">
   <w:abstractNum w:abstractNumId="0" w15:restartNumberingAfterBreak="0">
     <w:nsid w:val="192548C2"/>
     <w:multiLevelType w:val="multilevel"/>
@@ -6583,7 +6476,7 @@
     <w:lvl w:ilvl="0">
       <w:start w:val="1"/>
       <w:numFmt w:val="decimal"/>
-      <w:pStyle w:val="Heading1"/>
+      <w:pStyle w:val="1"/>
       <w:lvlText w:val="%1"/>
       <w:lvlJc w:val="left"/>
       <w:pPr>
@@ -6750,11 +6643,11 @@
 </file>
 
 <file path=word/styles.xml><?xml version="1.0" encoding="utf-8"?>
-<w:styles xmlns:mc="http://schemas.openxmlformats.org/markup-compatibility/2006" xmlns:r="http://schemas.openxmlformats.org/officeDocument/2006/relationships" xmlns:w="http://schemas.openxmlformats.org/wordprocessingml/2006/main" xmlns:w14="http://schemas.microsoft.com/office/word/2010/wordml" xmlns:w15="http://schemas.microsoft.com/office/word/2012/wordml" xmlns:w16cex="http://schemas.microsoft.com/office/word/2018/wordml/cex" xmlns:w16cid="http://schemas.microsoft.com/office/word/2016/wordml/cid" xmlns:w16="http://schemas.microsoft.com/office/word/2018/wordml" xmlns:w16du="http://schemas.microsoft.com/office/word/2023/wordml/word16du" xmlns:w16sdtdh="http://schemas.microsoft.com/office/word/2020/wordml/sdtdatahash" xmlns:w16sdtfl="http://schemas.microsoft.com/office/word/2024/wordml/sdtformatlock" xmlns:w16se="http://schemas.microsoft.com/office/word/2015/wordml/symex" mc:Ignorable="w14 w15 w16se w16cid w16 w16cex w16sdtdh w16sdtfl w16du">
+<w:styles xmlns:mc="http://schemas.openxmlformats.org/markup-compatibility/2006" xmlns:r="http://schemas.openxmlformats.org/officeDocument/2006/relationships" xmlns:w="http://schemas.openxmlformats.org/wordprocessingml/2006/main" xmlns:w14="http://schemas.microsoft.com/office/word/2010/wordml" xmlns:w15="http://schemas.microsoft.com/office/word/2012/wordml" xmlns:w16cex="http://schemas.microsoft.com/office/word/2018/wordml/cex" xmlns:w16cid="http://schemas.microsoft.com/office/word/2016/wordml/cid" xmlns:w16="http://schemas.microsoft.com/office/word/2018/wordml" xmlns:w16sdtdh="http://schemas.microsoft.com/office/word/2020/wordml/sdtdatahash" xmlns:w16sdtfl="http://schemas.microsoft.com/office/word/2024/wordml/sdtformatlock" xmlns:w16se="http://schemas.microsoft.com/office/word/2015/wordml/symex" xmlns:w16du="http://schemas.microsoft.com/office/word/2023/wordml/word16du" mc:Ignorable="w14 w15 w16se w16cid w16 w16cex w16sdtdh w16sdtfl w16du">
   <w:docDefaults>
     <w:rPrDefault>
       <w:rPr>
-        <w:rFonts w:asciiTheme="minorHAnsi" w:eastAsiaTheme="minorHAnsi" w:hAnsiTheme="minorHAnsi" w:cstheme="minorBidi"/>
+        <w:rFonts w:asciiTheme="minorHAnsi" w:eastAsiaTheme="minorEastAsia" w:hAnsiTheme="minorHAnsi" w:cstheme="minorBidi"/>
         <w:sz w:val="22"/>
         <w:szCs w:val="22"/>
         <w:lang w:val="en-GB" w:eastAsia="en-US" w:bidi="ar-SA"/>
@@ -7144,15 +7037,15 @@
     <w:lsdException w:name="Unresolved Mention" w:semiHidden="1" w:unhideWhenUsed="1"/>
     <w:lsdException w:name="Smart Link" w:semiHidden="1" w:unhideWhenUsed="1"/>
   </w:latentStyles>
-  <w:style w:type="paragraph" w:default="1" w:styleId="Normal">
+  <w:style w:type="paragraph" w:default="1" w:styleId="a">
     <w:name w:val="Normal"/>
     <w:qFormat/>
   </w:style>
-  <w:style w:type="paragraph" w:styleId="Heading1">
+  <w:style w:type="paragraph" w:styleId="1">
     <w:name w:val="heading 1"/>
-    <w:basedOn w:val="Normal"/>
-    <w:next w:val="Normal"/>
-    <w:link w:val="Heading1Char"/>
+    <w:basedOn w:val="a"/>
+    <w:next w:val="a"/>
+    <w:link w:val="10"/>
     <w:uiPriority w:val="9"/>
     <w:qFormat/>
     <w:rsid w:val="009730E4"/>
@@ -7173,13 +7066,13 @@
       <w:lang w:eastAsia="en-GB"/>
     </w:rPr>
   </w:style>
-  <w:style w:type="character" w:default="1" w:styleId="DefaultParagraphFont">
+  <w:style w:type="character" w:default="1" w:styleId="a0">
     <w:name w:val="Default Paragraph Font"/>
     <w:uiPriority w:val="1"/>
     <w:semiHidden/>
     <w:unhideWhenUsed/>
   </w:style>
-  <w:style w:type="table" w:default="1" w:styleId="TableNormal">
+  <w:style w:type="table" w:default="1" w:styleId="a1">
     <w:name w:val="Normal Table"/>
     <w:uiPriority w:val="99"/>
     <w:semiHidden/>
@@ -7194,16 +7087,16 @@
       </w:tblCellMar>
     </w:tblPr>
   </w:style>
-  <w:style w:type="numbering" w:default="1" w:styleId="NoList">
+  <w:style w:type="numbering" w:default="1" w:styleId="a2">
     <w:name w:val="No List"/>
     <w:uiPriority w:val="99"/>
     <w:semiHidden/>
     <w:unhideWhenUsed/>
   </w:style>
-  <w:style w:type="paragraph" w:styleId="CommentText">
+  <w:style w:type="paragraph" w:styleId="a3">
     <w:name w:val="annotation text"/>
-    <w:basedOn w:val="Normal"/>
-    <w:link w:val="CommentTextChar"/>
+    <w:basedOn w:val="a"/>
+    <w:link w:val="a4"/>
     <w:uiPriority w:val="99"/>
     <w:semiHidden/>
     <w:unhideWhenUsed/>
@@ -7217,10 +7110,10 @@
       <w:lang w:eastAsia="en-GB"/>
     </w:rPr>
   </w:style>
-  <w:style w:type="character" w:customStyle="1" w:styleId="CommentTextChar">
-    <w:name w:val="Comment Text Char"/>
-    <w:basedOn w:val="DefaultParagraphFont"/>
-    <w:link w:val="CommentText"/>
+  <w:style w:type="character" w:customStyle="1" w:styleId="a4">
+    <w:name w:val="批注文字 字符"/>
+    <w:basedOn w:val="a0"/>
+    <w:link w:val="a3"/>
     <w:uiPriority w:val="99"/>
     <w:semiHidden/>
     <w:rPr>
@@ -7230,9 +7123,9 @@
       <w:lang w:eastAsia="en-GB"/>
     </w:rPr>
   </w:style>
-  <w:style w:type="character" w:styleId="CommentReference">
+  <w:style w:type="character" w:styleId="a5">
     <w:name w:val="annotation reference"/>
-    <w:basedOn w:val="DefaultParagraphFont"/>
+    <w:basedOn w:val="a0"/>
     <w:uiPriority w:val="99"/>
     <w:semiHidden/>
     <w:unhideWhenUsed/>
@@ -7241,9 +7134,9 @@
       <w:szCs w:val="16"/>
     </w:rPr>
   </w:style>
-  <w:style w:type="table" w:styleId="TableGrid">
+  <w:style w:type="table" w:styleId="a6">
     <w:name w:val="Table Grid"/>
-    <w:basedOn w:val="TableNormal"/>
+    <w:basedOn w:val="a1"/>
     <w:uiPriority w:val="59"/>
     <w:pPr>
       <w:spacing w:after="0" w:line="240" w:lineRule="auto"/>
@@ -7262,10 +7155,10 @@
       </w:tblBorders>
     </w:tblPr>
   </w:style>
-  <w:style w:type="paragraph" w:styleId="Header">
+  <w:style w:type="paragraph" w:styleId="a7">
     <w:name w:val="header"/>
-    <w:basedOn w:val="Normal"/>
-    <w:link w:val="HeaderChar"/>
+    <w:basedOn w:val="a"/>
+    <w:link w:val="a8"/>
     <w:uiPriority w:val="99"/>
     <w:unhideWhenUsed/>
     <w:pPr>
@@ -7280,20 +7173,20 @@
       <w:lang w:eastAsia="en-GB"/>
     </w:rPr>
   </w:style>
-  <w:style w:type="character" w:customStyle="1" w:styleId="HeaderChar">
-    <w:name w:val="Header Char"/>
-    <w:basedOn w:val="DefaultParagraphFont"/>
-    <w:link w:val="Header"/>
+  <w:style w:type="character" w:customStyle="1" w:styleId="a8">
+    <w:name w:val="页眉 字符"/>
+    <w:basedOn w:val="a0"/>
+    <w:link w:val="a7"/>
     <w:uiPriority w:val="99"/>
     <w:rPr>
       <w:rFonts w:ascii="Arial" w:eastAsia="Arial" w:hAnsi="Arial" w:cs="Arial"/>
       <w:lang w:eastAsia="en-GB"/>
     </w:rPr>
   </w:style>
-  <w:style w:type="paragraph" w:styleId="Footer">
+  <w:style w:type="paragraph" w:styleId="a9">
     <w:name w:val="footer"/>
-    <w:basedOn w:val="Normal"/>
-    <w:link w:val="FooterChar"/>
+    <w:basedOn w:val="a"/>
+    <w:link w:val="aa"/>
     <w:uiPriority w:val="99"/>
     <w:unhideWhenUsed/>
     <w:pPr>
@@ -7308,10 +7201,10 @@
       <w:lang w:eastAsia="en-GB"/>
     </w:rPr>
   </w:style>
-  <w:style w:type="character" w:customStyle="1" w:styleId="FooterChar">
-    <w:name w:val="Footer Char"/>
-    <w:basedOn w:val="DefaultParagraphFont"/>
-    <w:link w:val="Footer"/>
+  <w:style w:type="character" w:customStyle="1" w:styleId="aa">
+    <w:name w:val="页脚 字符"/>
+    <w:basedOn w:val="a0"/>
+    <w:link w:val="a9"/>
     <w:uiPriority w:val="99"/>
     <w:rPr>
       <w:rFonts w:ascii="Arial" w:eastAsia="Arial" w:hAnsi="Arial" w:cs="Arial"/>
@@ -7320,8 +7213,8 @@
   </w:style>
   <w:style w:type="table" w:customStyle="1" w:styleId="TableGrid1">
     <w:name w:val="Table Grid1"/>
-    <w:basedOn w:val="TableNormal"/>
-    <w:next w:val="TableGrid"/>
+    <w:basedOn w:val="a1"/>
+    <w:next w:val="a6"/>
     <w:uiPriority w:val="59"/>
     <w:pPr>
       <w:spacing w:after="0" w:line="240" w:lineRule="auto"/>
@@ -7337,10 +7230,10 @@
       </w:tblBorders>
     </w:tblPr>
   </w:style>
-  <w:style w:type="paragraph" w:styleId="BalloonText">
+  <w:style w:type="paragraph" w:styleId="ab">
     <w:name w:val="Balloon Text"/>
-    <w:basedOn w:val="Normal"/>
-    <w:link w:val="BalloonTextChar"/>
+    <w:basedOn w:val="a"/>
+    <w:link w:val="ac"/>
     <w:uiPriority w:val="99"/>
     <w:semiHidden/>
     <w:unhideWhenUsed/>
@@ -7353,10 +7246,10 @@
       <w:szCs w:val="18"/>
     </w:rPr>
   </w:style>
-  <w:style w:type="character" w:customStyle="1" w:styleId="BalloonTextChar">
-    <w:name w:val="Balloon Text Char"/>
-    <w:basedOn w:val="DefaultParagraphFont"/>
-    <w:link w:val="BalloonText"/>
+  <w:style w:type="character" w:customStyle="1" w:styleId="ac">
+    <w:name w:val="批注框文本 字符"/>
+    <w:basedOn w:val="a0"/>
+    <w:link w:val="ab"/>
     <w:uiPriority w:val="99"/>
     <w:semiHidden/>
     <w:rPr>
@@ -7365,18 +7258,18 @@
       <w:szCs w:val="18"/>
     </w:rPr>
   </w:style>
-  <w:style w:type="character" w:styleId="PlaceholderText">
+  <w:style w:type="character" w:styleId="ad">
     <w:name w:val="Placeholder Text"/>
-    <w:basedOn w:val="DefaultParagraphFont"/>
+    <w:basedOn w:val="a0"/>
     <w:uiPriority w:val="99"/>
     <w:semiHidden/>
     <w:rPr>
       <w:color w:val="808080"/>
     </w:rPr>
   </w:style>
-  <w:style w:type="paragraph" w:styleId="NormalWeb">
+  <w:style w:type="paragraph" w:styleId="ae">
     <w:name w:val="Normal (Web)"/>
-    <w:basedOn w:val="Normal"/>
+    <w:basedOn w:val="a"/>
     <w:uiPriority w:val="99"/>
     <w:unhideWhenUsed/>
     <w:pPr>
@@ -7389,9 +7282,9 @@
       <w:lang w:eastAsia="en-GB"/>
     </w:rPr>
   </w:style>
-  <w:style w:type="paragraph" w:styleId="ListParagraph">
+  <w:style w:type="paragraph" w:styleId="af">
     <w:name w:val="List Paragraph"/>
-    <w:basedOn w:val="Normal"/>
+    <w:basedOn w:val="a"/>
     <w:uiPriority w:val="34"/>
     <w:qFormat/>
     <w:pPr>
@@ -7399,11 +7292,11 @@
       <w:contextualSpacing/>
     </w:pPr>
   </w:style>
-  <w:style w:type="paragraph" w:styleId="CommentSubject">
+  <w:style w:type="paragraph" w:styleId="af0">
     <w:name w:val="annotation subject"/>
-    <w:basedOn w:val="CommentText"/>
-    <w:next w:val="CommentText"/>
-    <w:link w:val="CommentSubjectChar"/>
+    <w:basedOn w:val="a3"/>
+    <w:next w:val="a3"/>
+    <w:link w:val="af1"/>
     <w:uiPriority w:val="99"/>
     <w:semiHidden/>
     <w:unhideWhenUsed/>
@@ -7417,10 +7310,10 @@
       <w:lang w:eastAsia="en-US"/>
     </w:rPr>
   </w:style>
-  <w:style w:type="character" w:customStyle="1" w:styleId="CommentSubjectChar">
-    <w:name w:val="Comment Subject Char"/>
-    <w:basedOn w:val="CommentTextChar"/>
-    <w:link w:val="CommentSubject"/>
+  <w:style w:type="character" w:customStyle="1" w:styleId="af1">
+    <w:name w:val="批注主题 字符"/>
+    <w:basedOn w:val="a4"/>
+    <w:link w:val="af0"/>
     <w:uiPriority w:val="99"/>
     <w:semiHidden/>
     <w:rPr>
@@ -7432,7 +7325,7 @@
       <w:lang w:eastAsia="en-GB"/>
     </w:rPr>
   </w:style>
-  <w:style w:type="paragraph" w:styleId="Revision">
+  <w:style w:type="paragraph" w:styleId="af2">
     <w:name w:val="Revision"/>
     <w:hidden/>
     <w:uiPriority w:val="99"/>
@@ -7443,8 +7336,8 @@
   </w:style>
   <w:style w:type="table" w:customStyle="1" w:styleId="TableGrid2">
     <w:name w:val="Table Grid2"/>
-    <w:basedOn w:val="TableNormal"/>
-    <w:next w:val="TableGrid"/>
+    <w:basedOn w:val="a1"/>
+    <w:next w:val="a6"/>
     <w:uiPriority w:val="59"/>
     <w:pPr>
       <w:spacing w:after="0" w:line="240" w:lineRule="auto"/>
@@ -7465,8 +7358,8 @@
   </w:style>
   <w:style w:type="table" w:customStyle="1" w:styleId="TableGrid11">
     <w:name w:val="Table Grid11"/>
-    <w:basedOn w:val="TableNormal"/>
-    <w:next w:val="TableGrid"/>
+    <w:basedOn w:val="a1"/>
+    <w:next w:val="a6"/>
     <w:uiPriority w:val="59"/>
     <w:pPr>
       <w:spacing w:after="0" w:line="240" w:lineRule="auto"/>
@@ -7482,9 +7375,9 @@
       </w:tblBorders>
     </w:tblPr>
   </w:style>
-  <w:style w:type="character" w:styleId="Hyperlink">
+  <w:style w:type="character" w:styleId="af3">
     <w:name w:val="Hyperlink"/>
-    <w:basedOn w:val="DefaultParagraphFont"/>
+    <w:basedOn w:val="a0"/>
     <w:uiPriority w:val="99"/>
     <w:unhideWhenUsed/>
     <w:rPr>
@@ -7494,7 +7387,7 @@
   </w:style>
   <w:style w:type="character" w:customStyle="1" w:styleId="UnresolvedMention1">
     <w:name w:val="Unresolved Mention1"/>
-    <w:basedOn w:val="DefaultParagraphFont"/>
+    <w:basedOn w:val="a0"/>
     <w:uiPriority w:val="99"/>
     <w:semiHidden/>
     <w:unhideWhenUsed/>
@@ -7503,9 +7396,9 @@
       <w:shd w:val="clear" w:color="auto" w:fill="E1DFDD"/>
     </w:rPr>
   </w:style>
-  <w:style w:type="character" w:styleId="FollowedHyperlink">
+  <w:style w:type="character" w:styleId="af4">
     <w:name w:val="FollowedHyperlink"/>
-    <w:basedOn w:val="DefaultParagraphFont"/>
+    <w:basedOn w:val="a0"/>
     <w:uiPriority w:val="99"/>
     <w:semiHidden/>
     <w:unhideWhenUsed/>
@@ -7514,9 +7407,9 @@
       <w:u w:val="single"/>
     </w:rPr>
   </w:style>
-  <w:style w:type="character" w:styleId="UnresolvedMention">
+  <w:style w:type="character" w:styleId="af5">
     <w:name w:val="Unresolved Mention"/>
-    <w:basedOn w:val="DefaultParagraphFont"/>
+    <w:basedOn w:val="a0"/>
     <w:uiPriority w:val="99"/>
     <w:semiHidden/>
     <w:unhideWhenUsed/>
@@ -7526,11 +7419,11 @@
       <w:shd w:val="clear" w:color="auto" w:fill="E1DFDD"/>
     </w:rPr>
   </w:style>
-  <w:style w:type="paragraph" w:styleId="Title">
+  <w:style w:type="paragraph" w:styleId="af6">
     <w:name w:val="Title"/>
-    <w:basedOn w:val="Normal"/>
-    <w:next w:val="Normal"/>
-    <w:link w:val="TitleChar"/>
+    <w:basedOn w:val="a"/>
+    <w:next w:val="a"/>
+    <w:link w:val="af7"/>
     <w:uiPriority w:val="10"/>
     <w:qFormat/>
     <w:rsid w:val="009730E4"/>
@@ -7544,10 +7437,10 @@
       <w:sz w:val="28"/>
     </w:rPr>
   </w:style>
-  <w:style w:type="character" w:customStyle="1" w:styleId="TitleChar">
-    <w:name w:val="Title Char"/>
-    <w:basedOn w:val="DefaultParagraphFont"/>
-    <w:link w:val="Title"/>
+  <w:style w:type="character" w:customStyle="1" w:styleId="af7">
+    <w:name w:val="标题 字符"/>
+    <w:basedOn w:val="a0"/>
+    <w:link w:val="af6"/>
     <w:uiPriority w:val="10"/>
     <w:rsid w:val="009730E4"/>
     <w:rPr>
@@ -7557,10 +7450,10 @@
       <w:sz w:val="28"/>
     </w:rPr>
   </w:style>
-  <w:style w:type="character" w:customStyle="1" w:styleId="Heading1Char">
-    <w:name w:val="Heading 1 Char"/>
-    <w:basedOn w:val="DefaultParagraphFont"/>
-    <w:link w:val="Heading1"/>
+  <w:style w:type="character" w:customStyle="1" w:styleId="10">
+    <w:name w:val="标题 1 字符"/>
+    <w:basedOn w:val="a0"/>
+    <w:link w:val="1"/>
     <w:uiPriority w:val="9"/>
     <w:rsid w:val="009730E4"/>
     <w:rPr>
@@ -7575,7 +7468,7 @@
 </file>
 
 <file path=word/glossary/document.xml><?xml version="1.0" encoding="utf-8"?>
-<w:glossaryDocument xmlns:wpc="http://schemas.microsoft.com/office/word/2010/wordprocessingCanvas" xmlns:cx="http://schemas.microsoft.com/office/drawing/2014/chartex" xmlns:cx1="http://schemas.microsoft.com/office/drawing/2015/9/8/chartex" xmlns:cx2="http://schemas.microsoft.com/office/drawing/2015/10/21/chartex" xmlns:cx3="http://schemas.microsoft.com/office/drawing/2016/5/9/chartex" xmlns:cx4="http://schemas.microsoft.com/office/drawing/2016/5/10/chartex" xmlns:cx5="http://schemas.microsoft.com/office/drawing/2016/5/11/chartex" xmlns:cx6="http://schemas.microsoft.com/office/drawing/2016/5/12/chartex" xmlns:cx7="http://schemas.microsoft.com/office/drawing/2016/5/13/chartex" xmlns:cx8="http://schemas.microsoft.com/office/drawing/2016/5/14/chartex" xmlns:mc="http://schemas.openxmlformats.org/markup-compatibility/2006" xmlns:aink="http://schemas.microsoft.com/office/drawing/2016/ink" xmlns:am3d="http://schemas.microsoft.com/office/drawing/2017/model3d" xmlns:o="urn:schemas-microsoft-com:office:office" xmlns:oel="http://schemas.microsoft.com/office/2019/extlst" xmlns:r="http://schemas.openxmlformats.org/officeDocument/2006/relationships" xmlns:m="http://schemas.openxmlformats.org/officeDocument/2006/math" xmlns:v="urn:schemas-microsoft-com:vml" xmlns:wp14="http://schemas.microsoft.com/office/word/2010/wordprocessingDrawing" xmlns:wp="http://schemas.openxmlformats.org/drawingml/2006/wordprocessingDrawing" xmlns:w10="urn:schemas-microsoft-com:office:word" xmlns:w="http://schemas.openxmlformats.org/wordprocessingml/2006/main" xmlns:w14="http://schemas.microsoft.com/office/word/2010/wordml" xmlns:w15="http://schemas.microsoft.com/office/word/2012/wordml" xmlns:w16cex="http://schemas.microsoft.com/office/word/2018/wordml/cex" xmlns:w16cid="http://schemas.microsoft.com/office/word/2016/wordml/cid" xmlns:w16="http://schemas.microsoft.com/office/word/2018/wordml" xmlns:w16du="http://schemas.microsoft.com/office/word/2023/wordml/word16du" xmlns:w16sdtdh="http://schemas.microsoft.com/office/word/2020/wordml/sdtdatahash" xmlns:w16sdtfl="http://schemas.microsoft.com/office/word/2024/wordml/sdtformatlock" xmlns:w16se="http://schemas.microsoft.com/office/word/2015/wordml/symex" xmlns:wpg="http://schemas.microsoft.com/office/word/2010/wordprocessingGroup" xmlns:wpi="http://schemas.microsoft.com/office/word/2010/wordprocessingInk" xmlns:wne="http://schemas.microsoft.com/office/word/2006/wordml" xmlns:wps="http://schemas.microsoft.com/office/word/2010/wordprocessingShape" mc:Ignorable="w14 w15 w16se w16cid w16 w16cex w16sdtdh w16sdtfl w16du wp14">
+<w:glossaryDocument xmlns:wpc="http://schemas.microsoft.com/office/word/2010/wordprocessingCanvas" xmlns:cx="http://schemas.microsoft.com/office/drawing/2014/chartex" xmlns:cx1="http://schemas.microsoft.com/office/drawing/2015/9/8/chartex" xmlns:cx2="http://schemas.microsoft.com/office/drawing/2015/10/21/chartex" xmlns:cx3="http://schemas.microsoft.com/office/drawing/2016/5/9/chartex" xmlns:cx4="http://schemas.microsoft.com/office/drawing/2016/5/10/chartex" xmlns:cx5="http://schemas.microsoft.com/office/drawing/2016/5/11/chartex" xmlns:cx6="http://schemas.microsoft.com/office/drawing/2016/5/12/chartex" xmlns:cx7="http://schemas.microsoft.com/office/drawing/2016/5/13/chartex" xmlns:cx8="http://schemas.microsoft.com/office/drawing/2016/5/14/chartex" xmlns:mc="http://schemas.openxmlformats.org/markup-compatibility/2006" xmlns:m="http://schemas.openxmlformats.org/officeDocument/2006/math" xmlns:aink="http://schemas.microsoft.com/office/drawing/2016/ink" xmlns:am3d="http://schemas.microsoft.com/office/drawing/2017/model3d" xmlns:oel="http://schemas.microsoft.com/office/2019/extlst" xmlns:r="http://schemas.openxmlformats.org/officeDocument/2006/relationships" xmlns:wp14="http://schemas.microsoft.com/office/word/2010/wordprocessingDrawing" xmlns:wp="http://schemas.openxmlformats.org/drawingml/2006/wordprocessingDrawing" xmlns:wpg="http://schemas.microsoft.com/office/word/2010/wordprocessingGroup" xmlns:wpi="http://schemas.microsoft.com/office/word/2010/wordprocessingInk" xmlns:wps="http://schemas.microsoft.com/office/word/2010/wordprocessingShape" xmlns:o="urn:schemas-microsoft-com:office:office" xmlns:v="urn:schemas-microsoft-com:vml" xmlns:w10="urn:schemas-microsoft-com:office:word" xmlns:w="http://schemas.openxmlformats.org/wordprocessingml/2006/main" xmlns:w14="http://schemas.microsoft.com/office/word/2010/wordml" xmlns:w15="http://schemas.microsoft.com/office/word/2012/wordml" xmlns:w16cex="http://schemas.microsoft.com/office/word/2018/wordml/cex" xmlns:w16cid="http://schemas.microsoft.com/office/word/2016/wordml/cid" xmlns:w16="http://schemas.microsoft.com/office/word/2018/wordml" xmlns:w16sdtdh="http://schemas.microsoft.com/office/word/2020/wordml/sdtdatahash" xmlns:w16sdtfl="http://schemas.microsoft.com/office/word/2024/wordml/sdtformatlock" xmlns:w16se="http://schemas.microsoft.com/office/word/2015/wordml/symex" xmlns:w16du="http://schemas.microsoft.com/office/word/2023/wordml/word16du" xmlns:wne="http://schemas.microsoft.com/office/word/2006/wordml" mc:Ignorable="w14 w15 w16se w16cid w16 w16cex w16sdtdh w16sdtfl w16du wp14">
   <w:docParts>
     <w:docPart>
       <w:docPartPr>
@@ -7774,7 +7667,7 @@
 </file>
 
 <file path=word/glossary/fontTable.xml><?xml version="1.0" encoding="utf-8"?>
-<w:fonts xmlns:mc="http://schemas.openxmlformats.org/markup-compatibility/2006" xmlns:r="http://schemas.openxmlformats.org/officeDocument/2006/relationships" xmlns:w="http://schemas.openxmlformats.org/wordprocessingml/2006/main" xmlns:w14="http://schemas.microsoft.com/office/word/2010/wordml" xmlns:w15="http://schemas.microsoft.com/office/word/2012/wordml" xmlns:w16cex="http://schemas.microsoft.com/office/word/2018/wordml/cex" xmlns:w16cid="http://schemas.microsoft.com/office/word/2016/wordml/cid" xmlns:w16="http://schemas.microsoft.com/office/word/2018/wordml" xmlns:w16du="http://schemas.microsoft.com/office/word/2023/wordml/word16du" xmlns:w16sdtdh="http://schemas.microsoft.com/office/word/2020/wordml/sdtdatahash" xmlns:w16sdtfl="http://schemas.microsoft.com/office/word/2024/wordml/sdtformatlock" xmlns:w16se="http://schemas.microsoft.com/office/word/2015/wordml/symex" mc:Ignorable="w14 w15 w16se w16cid w16 w16cex w16sdtdh w16sdtfl w16du">
+<w:fonts xmlns:mc="http://schemas.openxmlformats.org/markup-compatibility/2006" xmlns:r="http://schemas.openxmlformats.org/officeDocument/2006/relationships" xmlns:w="http://schemas.openxmlformats.org/wordprocessingml/2006/main" xmlns:w14="http://schemas.microsoft.com/office/word/2010/wordml" xmlns:w15="http://schemas.microsoft.com/office/word/2012/wordml" xmlns:w16cex="http://schemas.microsoft.com/office/word/2018/wordml/cex" xmlns:w16cid="http://schemas.microsoft.com/office/word/2016/wordml/cid" xmlns:w16="http://schemas.microsoft.com/office/word/2018/wordml" xmlns:w16sdtdh="http://schemas.microsoft.com/office/word/2020/wordml/sdtdatahash" xmlns:w16sdtfl="http://schemas.microsoft.com/office/word/2024/wordml/sdtformatlock" xmlns:w16se="http://schemas.microsoft.com/office/word/2015/wordml/symex" xmlns:w16du="http://schemas.microsoft.com/office/word/2023/wordml/word16du" mc:Ignorable="w14 w15 w16se w16cid w16 w16cex w16sdtdh w16sdtfl w16du">
   <w:font w:name="Calibri">
     <w:panose1 w:val="020F0502020204030204"/>
     <w:charset w:val="00"/>
@@ -7788,6 +7681,14 @@
     <w:family w:val="roman"/>
     <w:pitch w:val="variable"/>
     <w:sig w:usb0="E0002EFF" w:usb1="C000785B" w:usb2="00000009" w:usb3="00000000" w:csb0="000001FF" w:csb1="00000000"/>
+  </w:font>
+  <w:font w:name="DengXian">
+    <w:altName w:val="等线"/>
+    <w:panose1 w:val="02010600030101010101"/>
+    <w:charset w:val="86"/>
+    <w:family w:val="auto"/>
+    <w:pitch w:val="variable"/>
+    <w:sig w:usb0="A00002BF" w:usb1="38CF7CFA" w:usb2="00000016" w:usb3="00000000" w:csb0="0004000F" w:csb1="00000000"/>
   </w:font>
   <w:font w:name="Arial">
     <w:panose1 w:val="020B0604020202020204"/>
@@ -7810,15 +7711,8 @@
     <w:pitch w:val="variable"/>
     <w:sig w:usb0="E00006FF" w:usb1="420024FF" w:usb2="02000000" w:usb3="00000000" w:csb0="0000019F" w:csb1="00000000"/>
   </w:font>
-  <w:font w:name="Tahoma">
-    <w:panose1 w:val="020B0604030504040204"/>
-    <w:charset w:val="00"/>
-    <w:family w:val="swiss"/>
-    <w:pitch w:val="variable"/>
-    <w:sig w:usb0="E1002EFF" w:usb1="C000605B" w:usb2="00000029" w:usb3="00000000" w:csb0="000101FF" w:csb1="00000000"/>
-  </w:font>
-  <w:font w:name="DengXian Light">
-    <w:altName w:val="等线 Light"/>
+  <w:font w:name="等线 Light">
+    <w:panose1 w:val="02010600030101010101"/>
     <w:charset w:val="86"/>
     <w:family w:val="auto"/>
     <w:pitch w:val="variable"/>
@@ -7831,32 +7725,21 @@
     <w:pitch w:val="variable"/>
     <w:sig w:usb0="E4002EFF" w:usb1="C200247B" w:usb2="00000009" w:usb3="00000000" w:csb0="000001FF" w:csb1="00000000"/>
   </w:font>
-  <w:font w:name="DengXian">
-    <w:altName w:val="等线"/>
-    <w:panose1 w:val="02010600030101010101"/>
-    <w:charset w:val="86"/>
-    <w:family w:val="auto"/>
-    <w:pitch w:val="variable"/>
-    <w:sig w:usb0="A00002BF" w:usb1="38CF7CFA" w:usb2="00000016" w:usb3="00000000" w:csb0="0004000F" w:csb1="00000000"/>
-  </w:font>
-  <w:font w:name="Aptos">
+  <w:font w:name="Tahoma">
+    <w:panose1 w:val="020B0604030504040204"/>
     <w:charset w:val="00"/>
     <w:family w:val="swiss"/>
     <w:pitch w:val="variable"/>
-    <w:sig w:usb0="20000287" w:usb1="00000003" w:usb2="00000000" w:usb3="00000000" w:csb0="0000019F" w:csb1="00000000"/>
-  </w:font>
-  <w:font w:name="Aptos Display">
-    <w:charset w:val="00"/>
-    <w:family w:val="swiss"/>
-    <w:pitch w:val="variable"/>
-    <w:sig w:usb0="20000287" w:usb1="00000003" w:usb2="00000000" w:usb3="00000000" w:csb0="0000019F" w:csb1="00000000"/>
+    <w:sig w:usb0="E1002EFF" w:usb1="C000605B" w:usb2="00000029" w:usb3="00000000" w:csb0="000101FF" w:csb1="00000000"/>
   </w:font>
 </w:fonts>
 </file>
 
 <file path=word/glossary/settings.xml><?xml version="1.0" encoding="utf-8"?>
-<w:settings xmlns:mc="http://schemas.openxmlformats.org/markup-compatibility/2006" xmlns:o="urn:schemas-microsoft-com:office:office" xmlns:r="http://schemas.openxmlformats.org/officeDocument/2006/relationships" xmlns:m="http://schemas.openxmlformats.org/officeDocument/2006/math" xmlns:v="urn:schemas-microsoft-com:vml" xmlns:w10="urn:schemas-microsoft-com:office:word" xmlns:w="http://schemas.openxmlformats.org/wordprocessingml/2006/main" xmlns:w14="http://schemas.microsoft.com/office/word/2010/wordml" xmlns:w15="http://schemas.microsoft.com/office/word/2012/wordml" xmlns:w16cex="http://schemas.microsoft.com/office/word/2018/wordml/cex" xmlns:w16cid="http://schemas.microsoft.com/office/word/2016/wordml/cid" xmlns:w16="http://schemas.microsoft.com/office/word/2018/wordml" xmlns:w16du="http://schemas.microsoft.com/office/word/2023/wordml/word16du" xmlns:w16sdtdh="http://schemas.microsoft.com/office/word/2020/wordml/sdtdatahash" xmlns:w16sdtfl="http://schemas.microsoft.com/office/word/2024/wordml/sdtformatlock" xmlns:w16se="http://schemas.microsoft.com/office/word/2015/wordml/symex" xmlns:sl="http://schemas.openxmlformats.org/schemaLibrary/2006/main" mc:Ignorable="w14 w15 w16se w16cid w16 w16cex w16sdtdh w16sdtfl w16du">
+<w:settings xmlns:mc="http://schemas.openxmlformats.org/markup-compatibility/2006" xmlns:m="http://schemas.openxmlformats.org/officeDocument/2006/math" xmlns:r="http://schemas.openxmlformats.org/officeDocument/2006/relationships" xmlns:sl="http://schemas.openxmlformats.org/schemaLibrary/2006/main" xmlns:o="urn:schemas-microsoft-com:office:office" xmlns:v="urn:schemas-microsoft-com:vml" xmlns:w10="urn:schemas-microsoft-com:office:word" xmlns:w="http://schemas.openxmlformats.org/wordprocessingml/2006/main" xmlns:w14="http://schemas.microsoft.com/office/word/2010/wordml" xmlns:w15="http://schemas.microsoft.com/office/word/2012/wordml" xmlns:w16cex="http://schemas.microsoft.com/office/word/2018/wordml/cex" xmlns:w16cid="http://schemas.microsoft.com/office/word/2016/wordml/cid" xmlns:w16="http://schemas.microsoft.com/office/word/2018/wordml" xmlns:w16sdtdh="http://schemas.microsoft.com/office/word/2020/wordml/sdtdatahash" xmlns:w16sdtfl="http://schemas.microsoft.com/office/word/2024/wordml/sdtformatlock" xmlns:w16se="http://schemas.microsoft.com/office/word/2015/wordml/symex" xmlns:w16du="http://schemas.microsoft.com/office/word/2023/wordml/word16du" mc:Ignorable="w14 w15 w16se w16cid w16 w16cex w16sdtdh w16sdtfl w16du">
   <w:view w:val="normal"/>
+  <w:bordersDoNotSurroundHeader/>
+  <w:bordersDoNotSurroundFooter/>
   <w:revisionView w:formatting="0"/>
   <w:defaultTabStop w:val="720"/>
   <w:hyphenationZone w:val="425"/>
@@ -7919,6 +7802,7 @@
     <w:rsid w:val="008536BE"/>
     <w:rsid w:val="008A4576"/>
     <w:rsid w:val="00955F26"/>
+    <w:rsid w:val="00956D1E"/>
     <w:rsid w:val="00987156"/>
     <w:rsid w:val="00A060B4"/>
     <w:rsid w:val="00A8697E"/>
@@ -7930,6 +7814,7 @@
     <w:rsid w:val="00C9148A"/>
     <w:rsid w:val="00C924BF"/>
     <w:rsid w:val="00CC066A"/>
+    <w:rsid w:val="00CC328E"/>
     <w:rsid w:val="00D319AF"/>
     <w:rsid w:val="00D62CDF"/>
     <w:rsid w:val="00DD4A01"/>
@@ -7966,7 +7851,7 @@
 </file>
 
 <file path=word/glossary/styles.xml><?xml version="1.0" encoding="utf-8"?>
-<w:styles xmlns:mc="http://schemas.openxmlformats.org/markup-compatibility/2006" xmlns:r="http://schemas.openxmlformats.org/officeDocument/2006/relationships" xmlns:w="http://schemas.openxmlformats.org/wordprocessingml/2006/main" xmlns:w14="http://schemas.microsoft.com/office/word/2010/wordml" xmlns:w15="http://schemas.microsoft.com/office/word/2012/wordml" xmlns:w16cex="http://schemas.microsoft.com/office/word/2018/wordml/cex" xmlns:w16cid="http://schemas.microsoft.com/office/word/2016/wordml/cid" xmlns:w16="http://schemas.microsoft.com/office/word/2018/wordml" xmlns:w16du="http://schemas.microsoft.com/office/word/2023/wordml/word16du" xmlns:w16sdtdh="http://schemas.microsoft.com/office/word/2020/wordml/sdtdatahash" xmlns:w16sdtfl="http://schemas.microsoft.com/office/word/2024/wordml/sdtformatlock" xmlns:w16se="http://schemas.microsoft.com/office/word/2015/wordml/symex" mc:Ignorable="w14 w15 w16se w16cid w16 w16cex w16sdtdh w16sdtfl w16du">
+<w:styles xmlns:mc="http://schemas.openxmlformats.org/markup-compatibility/2006" xmlns:r="http://schemas.openxmlformats.org/officeDocument/2006/relationships" xmlns:w="http://schemas.openxmlformats.org/wordprocessingml/2006/main" xmlns:w14="http://schemas.microsoft.com/office/word/2010/wordml" xmlns:w15="http://schemas.microsoft.com/office/word/2012/wordml" xmlns:w16cex="http://schemas.microsoft.com/office/word/2018/wordml/cex" xmlns:w16cid="http://schemas.microsoft.com/office/word/2016/wordml/cid" xmlns:w16="http://schemas.microsoft.com/office/word/2018/wordml" xmlns:w16sdtdh="http://schemas.microsoft.com/office/word/2020/wordml/sdtdatahash" xmlns:w16sdtfl="http://schemas.microsoft.com/office/word/2024/wordml/sdtformatlock" xmlns:w16se="http://schemas.microsoft.com/office/word/2015/wordml/symex" xmlns:w16du="http://schemas.microsoft.com/office/word/2023/wordml/word16du" mc:Ignorable="w14 w15 w16se w16cid w16 w16cex w16sdtdh w16sdtfl w16du">
   <w:docDefaults>
     <w:rPrDefault>
       <w:rPr>
@@ -8360,17 +8245,17 @@
     <w:lsdException w:name="Unresolved Mention" w:semiHidden="1" w:unhideWhenUsed="1"/>
     <w:lsdException w:name="Smart Link" w:semiHidden="1" w:unhideWhenUsed="1"/>
   </w:latentStyles>
-  <w:style w:type="paragraph" w:default="1" w:styleId="Normal">
+  <w:style w:type="paragraph" w:default="1" w:styleId="a">
     <w:name w:val="Normal"/>
     <w:qFormat/>
   </w:style>
-  <w:style w:type="character" w:default="1" w:styleId="DefaultParagraphFont">
+  <w:style w:type="character" w:default="1" w:styleId="a0">
     <w:name w:val="Default Paragraph Font"/>
     <w:uiPriority w:val="1"/>
     <w:semiHidden/>
     <w:unhideWhenUsed/>
   </w:style>
-  <w:style w:type="table" w:default="1" w:styleId="TableNormal">
+  <w:style w:type="table" w:default="1" w:styleId="a1">
     <w:name w:val="Normal Table"/>
     <w:uiPriority w:val="99"/>
     <w:semiHidden/>
@@ -8385,15 +8270,15 @@
       </w:tblCellMar>
     </w:tblPr>
   </w:style>
-  <w:style w:type="numbering" w:default="1" w:styleId="NoList">
+  <w:style w:type="numbering" w:default="1" w:styleId="a2">
     <w:name w:val="No List"/>
     <w:uiPriority w:val="99"/>
     <w:semiHidden/>
     <w:unhideWhenUsed/>
   </w:style>
-  <w:style w:type="character" w:styleId="PlaceholderText">
+  <w:style w:type="character" w:styleId="a3">
     <w:name w:val="Placeholder Text"/>
-    <w:basedOn w:val="DefaultParagraphFont"/>
+    <w:basedOn w:val="a0"/>
     <w:uiPriority w:val="99"/>
     <w:semiHidden/>
     <w:rsid w:val="00D319AF"/>
@@ -8443,7 +8328,7 @@
 </file>
 
 <file path=word/glossary/webSettings.xml><?xml version="1.0" encoding="utf-8"?>
-<w:webSettings xmlns:mc="http://schemas.openxmlformats.org/markup-compatibility/2006" xmlns:r="http://schemas.openxmlformats.org/officeDocument/2006/relationships" xmlns:w="http://schemas.openxmlformats.org/wordprocessingml/2006/main" xmlns:w14="http://schemas.microsoft.com/office/word/2010/wordml" xmlns:w15="http://schemas.microsoft.com/office/word/2012/wordml" xmlns:w16cex="http://schemas.microsoft.com/office/word/2018/wordml/cex" xmlns:w16cid="http://schemas.microsoft.com/office/word/2016/wordml/cid" xmlns:w16="http://schemas.microsoft.com/office/word/2018/wordml" xmlns:w16du="http://schemas.microsoft.com/office/word/2023/wordml/word16du" xmlns:w16sdtdh="http://schemas.microsoft.com/office/word/2020/wordml/sdtdatahash" xmlns:w16sdtfl="http://schemas.microsoft.com/office/word/2024/wordml/sdtformatlock" xmlns:w16se="http://schemas.microsoft.com/office/word/2015/wordml/symex" mc:Ignorable="w14 w15 w16se w16cid w16 w16cex w16sdtdh w16sdtfl w16du">
+<w:webSettings xmlns:mc="http://schemas.openxmlformats.org/markup-compatibility/2006" xmlns:r="http://schemas.openxmlformats.org/officeDocument/2006/relationships" xmlns:w="http://schemas.openxmlformats.org/wordprocessingml/2006/main" xmlns:w14="http://schemas.microsoft.com/office/word/2010/wordml" xmlns:w15="http://schemas.microsoft.com/office/word/2012/wordml" xmlns:w16cex="http://schemas.microsoft.com/office/word/2018/wordml/cex" xmlns:w16cid="http://schemas.microsoft.com/office/word/2016/wordml/cid" xmlns:w16="http://schemas.microsoft.com/office/word/2018/wordml" xmlns:w16sdtdh="http://schemas.microsoft.com/office/word/2020/wordml/sdtdatahash" xmlns:w16sdtfl="http://schemas.microsoft.com/office/word/2024/wordml/sdtformatlock" xmlns:w16se="http://schemas.microsoft.com/office/word/2015/wordml/symex" xmlns:w16du="http://schemas.microsoft.com/office/word/2023/wordml/word16du" mc:Ignorable="w14 w15 w16se w16cid w16 w16cex w16sdtdh w16sdtfl w16du">
   <w:optimizeForBrowser/>
   <w:allowPNG/>
 </w:webSettings>
@@ -8964,6 +8849,23 @@
 </file>
 
 <file path=customXml/item2.xml><?xml version="1.0" encoding="utf-8"?>
+<?mso-contentType ?>
+<FormTemplates xmlns="http://schemas.microsoft.com/sharepoint/v3/contenttype/forms">
+  <Display>DocumentLibraryForm</Display>
+  <Edit>DocumentLibraryForm</Edit>
+  <New>DocumentLibraryForm</New>
+</FormTemplates>
+</file>
+
+<file path=customXml/item3.xml><?xml version="1.0" encoding="utf-8"?>
+<Session xmlns="http://schemas.business-integrity.com/dealbuilder/2006/answers"/>
+</file>
+
+<file path=customXml/item4.xml><?xml version="1.0" encoding="utf-8"?>
+<Dictionary xmlns="http://schemas.business-integrity.com/dealbuilder/2006/dictionary" SavedByVersion="10.15.67.1" MinimumVersion="7.2.0.0"/>
+</file>
+
+<file path=customXml/item5.xml><?xml version="1.0" encoding="utf-8"?>
 <p:properties xmlns:p="http://schemas.microsoft.com/office/2006/metadata/properties" xmlns:xsi="http://www.w3.org/2001/XMLSchema-instance" xmlns:pc="http://schemas.microsoft.com/office/infopath/2007/PartnerControls">
   <documentManagement>
     <lcf76f155ced4ddcb4097134ff3c332f xmlns="d9c60541-b97e-4531-bd5d-c95af8ba043f">
@@ -8975,28 +8877,50 @@
 </p:properties>
 </file>
 
-<file path=customXml/item3.xml><?xml version="1.0" encoding="utf-8"?>
-<Dictionary xmlns="http://schemas.business-integrity.com/dealbuilder/2006/dictionary" SavedByVersion="10.15.67.1" MinimumVersion="7.2.0.0"/>
-</file>
-
-<file path=customXml/item4.xml><?xml version="1.0" encoding="utf-8"?>
-<Session xmlns="http://schemas.business-integrity.com/dealbuilder/2006/answers"/>
-</file>
-
-<file path=customXml/item5.xml><?xml version="1.0" encoding="utf-8"?>
-<?mso-contentType ?>
-<FormTemplates xmlns="http://schemas.microsoft.com/sharepoint/v3/contenttype/forms">
-  <Display>DocumentLibraryForm</Display>
-  <Edit>DocumentLibraryForm</Edit>
-  <New>DocumentLibraryForm</New>
-</FormTemplates>
-</file>
-
 <file path=customXml/itemProps1.xml><?xml version="1.0" encoding="utf-8"?>
-<ds:datastoreItem xmlns:ds="http://schemas.openxmlformats.org/officeDocument/2006/customXml" ds:itemID="{3700B255-E000-4533-85B1-489A2A86BBBD}"/>
+<ds:datastoreItem xmlns:ds="http://schemas.openxmlformats.org/officeDocument/2006/customXml" ds:itemID="{3700B255-E000-4533-85B1-489A2A86BBBD}">
+  <ds:schemaRefs>
+    <ds:schemaRef ds:uri="http://schemas.microsoft.com/office/2006/metadata/contentType"/>
+    <ds:schemaRef ds:uri="http://schemas.microsoft.com/office/2006/metadata/properties/metaAttributes"/>
+    <ds:schemaRef ds:uri="http://www.w3.org/2001/XMLSchema"/>
+    <ds:schemaRef ds:uri="http://schemas.microsoft.com/office/2006/metadata/properties"/>
+    <ds:schemaRef ds:uri="d9c60541-b97e-4531-bd5d-c95af8ba043f"/>
+    <ds:schemaRef ds:uri="2298e316-5395-4ea8-8620-f0b006294e0b"/>
+    <ds:schemaRef ds:uri="http://schemas.microsoft.com/office/2006/documentManagement/types"/>
+    <ds:schemaRef ds:uri="http://schemas.microsoft.com/office/infopath/2007/PartnerControls"/>
+    <ds:schemaRef ds:uri="http://schemas.openxmlformats.org/package/2006/metadata/core-properties"/>
+    <ds:schemaRef ds:uri="http://purl.org/dc/elements/1.1/"/>
+    <ds:schemaRef ds:uri="http://purl.org/dc/terms/"/>
+    <ds:schemaRef ds:uri="http://schemas.microsoft.com/internal/obd"/>
+  </ds:schemaRefs>
+</ds:datastoreItem>
 </file>
 
 <file path=customXml/itemProps2.xml><?xml version="1.0" encoding="utf-8"?>
+<ds:datastoreItem xmlns:ds="http://schemas.openxmlformats.org/officeDocument/2006/customXml" ds:itemID="{C92DB59C-A80D-4402-A564-50EA110A9AE6}">
+  <ds:schemaRefs>
+    <ds:schemaRef ds:uri="http://schemas.microsoft.com/sharepoint/v3/contenttype/forms"/>
+  </ds:schemaRefs>
+</ds:datastoreItem>
+</file>
+
+<file path=customXml/itemProps3.xml><?xml version="1.0" encoding="utf-8"?>
+<ds:datastoreItem xmlns:ds="http://schemas.openxmlformats.org/officeDocument/2006/customXml" ds:itemID="{B17D58BB-A77C-4368-A0BC-DEE26B6B6221}">
+  <ds:schemaRefs>
+    <ds:schemaRef ds:uri="http://schemas.business-integrity.com/dealbuilder/2006/answers"/>
+  </ds:schemaRefs>
+</ds:datastoreItem>
+</file>
+
+<file path=customXml/itemProps4.xml><?xml version="1.0" encoding="utf-8"?>
+<ds:datastoreItem xmlns:ds="http://schemas.openxmlformats.org/officeDocument/2006/customXml" ds:itemID="{DFFFD74E-3A00-4220-AA42-365A8C6F61D0}">
+  <ds:schemaRefs>
+    <ds:schemaRef ds:uri="http://schemas.business-integrity.com/dealbuilder/2006/dictionary"/>
+  </ds:schemaRefs>
+</ds:datastoreItem>
+</file>
+
+<file path=customXml/itemProps5.xml><?xml version="1.0" encoding="utf-8"?>
 <ds:datastoreItem xmlns:ds="http://schemas.openxmlformats.org/officeDocument/2006/customXml" ds:itemID="{929CE202-2D19-40A4-A251-1D47D9450DC6}">
   <ds:schemaRefs>
     <ds:schemaRef ds:uri="http://schemas.microsoft.com/office/2006/metadata/properties"/>
@@ -9005,28 +8929,4 @@
     <ds:schemaRef ds:uri="2298e316-5395-4ea8-8620-f0b006294e0b"/>
   </ds:schemaRefs>
 </ds:datastoreItem>
-</file>
-
-<file path=customXml/itemProps3.xml><?xml version="1.0" encoding="utf-8"?>
-<ds:datastoreItem xmlns:ds="http://schemas.openxmlformats.org/officeDocument/2006/customXml" ds:itemID="{DFFFD74E-3A00-4220-AA42-365A8C6F61D0}">
-  <ds:schemaRefs>
-    <ds:schemaRef ds:uri="http://schemas.business-integrity.com/dealbuilder/2006/dictionary"/>
-  </ds:schemaRefs>
-</ds:datastoreItem>
-</file>
-
-<file path=customXml/itemProps4.xml><?xml version="1.0" encoding="utf-8"?>
-<ds:datastoreItem xmlns:ds="http://schemas.openxmlformats.org/officeDocument/2006/customXml" ds:itemID="{B17D58BB-A77C-4368-A0BC-DEE26B6B6221}">
-  <ds:schemaRefs>
-    <ds:schemaRef ds:uri="http://schemas.business-integrity.com/dealbuilder/2006/answers"/>
-  </ds:schemaRefs>
-</ds:datastoreItem>
-</file>
-
-<file path=customXml/itemProps5.xml><?xml version="1.0" encoding="utf-8"?>
-<ds:datastoreItem xmlns:ds="http://schemas.openxmlformats.org/officeDocument/2006/customXml" ds:itemID="{C92DB59C-A80D-4402-A564-50EA110A9AE6}">
-  <ds:schemaRefs>
-    <ds:schemaRef ds:uri="http://schemas.microsoft.com/sharepoint/v3/contenttype/forms"/>
-  </ds:schemaRefs>
-</ds:datastoreItem>
 </file>